--- a/Отчет.docx
+++ b/Отчет.docx
@@ -1267,7 +1267,6 @@
       </w:pPr>
       <w:r/>
       <w:r/>
-      <w:r/>
     </w:p>
     <w:p>
       <w:pPr>
@@ -1303,25 +1302,7 @@
           <w:sz w:val="28"/>
           <w:szCs w:val="28"/>
         </w:rPr>
-      </w:r>
-      <w:r>
-        <w:rPr>
-          <w:rFonts w:ascii="Times New Roman" w:hAnsi="Times New Roman" w:eastAsia="Times New Roman" w:cs="Times New Roman"/>
-          <w:b/>
-          <w:bCs/>
-          <w:sz w:val="28"/>
-          <w:szCs w:val="28"/>
-        </w:rPr>
         <w:t xml:space="preserve">«Изучение реализации графических пользовательских интерфейсов и </w:t>
-      </w:r>
-      <w:r>
-        <w:rPr>
-          <w:rFonts w:ascii="Times New Roman" w:hAnsi="Times New Roman" w:eastAsia="Times New Roman" w:cs="Times New Roman"/>
-          <w:b/>
-          <w:bCs/>
-          <w:sz w:val="28"/>
-          <w:szCs w:val="28"/>
-        </w:rPr>
       </w:r>
       <w:r>
         <w:rPr>
@@ -1342,32 +1323,7 @@
           <w:szCs w:val="28"/>
         </w:rPr>
       </w:r>
-      <w:r>
-        <w:rPr>
-          <w:rFonts w:ascii="Times New Roman" w:hAnsi="Times New Roman" w:eastAsia="Times New Roman" w:cs="Times New Roman"/>
-          <w:sz w:val="28"/>
-          <w:szCs w:val="28"/>
-        </w:rPr>
-      </w:r>
-      <w:r>
-        <w:rPr>
-          <w:rFonts w:ascii="Times New Roman" w:hAnsi="Times New Roman" w:eastAsia="Times New Roman" w:cs="Times New Roman"/>
-          <w:b/>
-          <w:bCs/>
-          <w:sz w:val="28"/>
-          <w:szCs w:val="28"/>
-        </w:rPr>
-      </w:r>
       <w:r/>
-      <w:r>
-        <w:rPr>
-          <w:rFonts w:ascii="Times New Roman" w:hAnsi="Times New Roman" w:eastAsia="Times New Roman" w:cs="Times New Roman"/>
-          <w:b/>
-          <w:bCs/>
-          <w:sz w:val="28"/>
-          <w:szCs w:val="28"/>
-        </w:rPr>
-      </w:r>
     </w:p>
     <w:p>
       <w:pPr>
@@ -1517,7 +1473,7 @@
               <w:rPr/>
             </w:pPr>
             <w:r>
-              <w:t xml:space="preserve">Проверили: </w:t>
+              <w:t xml:space="preserve">Проверил: </w:t>
             </w:r>
             <w:r/>
           </w:p>
@@ -1721,22 +1677,30 @@
           <w:lang w:val="ru-RU" w:bidi="hi-IN"/>
         </w:rPr>
       </w:r>
-    </w:p>
-    <w:p>
-      <w:pPr>
-        <w:pStyle w:val="774"/>
-        <w:pBdr/>
-        <w:tabs>
-          <w:tab w:val="right" w:leader="dot" w:pos="9345"/>
-        </w:tabs>
-        <w:spacing/>
-        <w:ind/>
+      <w:r>
         <w:rPr>
           <w:rFonts w:ascii="Times New Roman" w:hAnsi="Times New Roman" w:cs="Times New Roman"/>
           <w:b/>
           <w:bCs/>
         </w:rPr>
-      </w:pPr>
+      </w:r>
+    </w:p>
+    <w:p>
+      <w:pPr>
+        <w:pStyle w:val="774"/>
+        <w:pBdr/>
+        <w:tabs>
+          <w:tab w:val="right" w:leader="dot" w:pos="9345"/>
+        </w:tabs>
+        <w:spacing/>
+        <w:ind/>
+        <w:rPr>
+          <w:rFonts w:ascii="Times New Roman" w:hAnsi="Times New Roman" w:cs="Times New Roman"/>
+          <w:b/>
+          <w:bCs/>
+        </w:rPr>
+      </w:pPr>
+      <w:r/>
       <w:hyperlink w:tooltip="#_Toc209738976" w:anchor="_Toc209738976" w:history="1">
         <w:r>
           <w:rPr>
@@ -1791,22 +1755,30 @@
           <w:lang w:val="ru-RU" w:bidi="hi-IN"/>
         </w:rPr>
       </w:r>
-    </w:p>
-    <w:p>
-      <w:pPr>
-        <w:pStyle w:val="774"/>
-        <w:pBdr/>
-        <w:tabs>
-          <w:tab w:val="right" w:leader="dot" w:pos="9345"/>
-        </w:tabs>
-        <w:spacing/>
-        <w:ind/>
+      <w:r>
         <w:rPr>
           <w:rFonts w:ascii="Times New Roman" w:hAnsi="Times New Roman" w:cs="Times New Roman"/>
           <w:b/>
           <w:bCs/>
         </w:rPr>
-      </w:pPr>
+      </w:r>
+    </w:p>
+    <w:p>
+      <w:pPr>
+        <w:pStyle w:val="774"/>
+        <w:pBdr/>
+        <w:tabs>
+          <w:tab w:val="right" w:leader="dot" w:pos="9345"/>
+        </w:tabs>
+        <w:spacing/>
+        <w:ind/>
+        <w:rPr>
+          <w:rFonts w:ascii="Times New Roman" w:hAnsi="Times New Roman" w:cs="Times New Roman"/>
+          <w:b/>
+          <w:bCs/>
+        </w:rPr>
+      </w:pPr>
+      <w:r/>
       <w:hyperlink w:tooltip="#_Toc209738977" w:anchor="_Toc209738977" w:history="1">
         <w:r>
           <w:rPr>
@@ -1861,22 +1833,30 @@
           <w:lang w:val="ru-RU" w:bidi="hi-IN"/>
         </w:rPr>
       </w:r>
-    </w:p>
-    <w:p>
-      <w:pPr>
-        <w:pStyle w:val="774"/>
-        <w:pBdr/>
-        <w:tabs>
-          <w:tab w:val="right" w:leader="dot" w:pos="9345"/>
-        </w:tabs>
-        <w:spacing/>
-        <w:ind/>
+      <w:r>
         <w:rPr>
           <w:rFonts w:ascii="Times New Roman" w:hAnsi="Times New Roman" w:cs="Times New Roman"/>
           <w:b/>
           <w:bCs/>
         </w:rPr>
-      </w:pPr>
+      </w:r>
+    </w:p>
+    <w:p>
+      <w:pPr>
+        <w:pStyle w:val="774"/>
+        <w:pBdr/>
+        <w:tabs>
+          <w:tab w:val="right" w:leader="dot" w:pos="9345"/>
+        </w:tabs>
+        <w:spacing/>
+        <w:ind/>
+        <w:rPr>
+          <w:rFonts w:ascii="Times New Roman" w:hAnsi="Times New Roman" w:cs="Times New Roman"/>
+          <w:b/>
+          <w:bCs/>
+        </w:rPr>
+      </w:pPr>
+      <w:r/>
       <w:hyperlink w:tooltip="#_Toc209738978" w:anchor="_Toc209738978" w:history="1">
         <w:r>
           <w:rPr>
@@ -1931,22 +1911,30 @@
           <w:lang w:val="ru-RU" w:bidi="hi-IN"/>
         </w:rPr>
       </w:r>
-    </w:p>
-    <w:p>
-      <w:pPr>
-        <w:pStyle w:val="774"/>
-        <w:pBdr/>
-        <w:tabs>
-          <w:tab w:val="right" w:leader="dot" w:pos="9345"/>
-        </w:tabs>
-        <w:spacing/>
-        <w:ind/>
+      <w:r>
         <w:rPr>
           <w:rFonts w:ascii="Times New Roman" w:hAnsi="Times New Roman" w:cs="Times New Roman"/>
           <w:b/>
           <w:bCs/>
         </w:rPr>
-      </w:pPr>
+      </w:r>
+    </w:p>
+    <w:p>
+      <w:pPr>
+        <w:pStyle w:val="774"/>
+        <w:pBdr/>
+        <w:tabs>
+          <w:tab w:val="right" w:leader="dot" w:pos="9345"/>
+        </w:tabs>
+        <w:spacing/>
+        <w:ind/>
+        <w:rPr>
+          <w:rFonts w:ascii="Times New Roman" w:hAnsi="Times New Roman" w:cs="Times New Roman"/>
+          <w:b/>
+          <w:bCs/>
+        </w:rPr>
+      </w:pPr>
+      <w:r/>
       <w:hyperlink w:tooltip="#_Toc209738979" w:anchor="_Toc209738979" w:history="1">
         <w:r>
           <w:rPr>
@@ -2001,6 +1989,13 @@
           <w:lang w:val="ru-RU" w:bidi="hi-IN"/>
         </w:rPr>
       </w:r>
+      <w:r>
+        <w:rPr>
+          <w:rFonts w:ascii="Times New Roman" w:hAnsi="Times New Roman" w:cs="Times New Roman"/>
+          <w:b/>
+          <w:bCs/>
+        </w:rPr>
+      </w:r>
     </w:p>
     <w:p>
       <w:pPr>
@@ -2018,6 +2013,7 @@
           <w:highlight w:val="none"/>
         </w:rPr>
       </w:pPr>
+      <w:r/>
       <w:hyperlink w:tooltip="#_Toc209738980" w:anchor="_Toc209738980" w:history="1">
         <w:r>
           <w:rPr>
@@ -2073,6 +2069,14 @@
           <w:lang w:val="ru-RU" w:bidi="hi-IN"/>
         </w:rPr>
       </w:r>
+      <w:r>
+        <w:rPr>
+          <w:rFonts w:ascii="Times New Roman" w:hAnsi="Times New Roman" w:cs="Times New Roman"/>
+          <w:b/>
+          <w:bCs/>
+          <w:highlight w:val="none"/>
+        </w:rPr>
+      </w:r>
     </w:p>
     <w:p>
       <w:pPr>
@@ -2089,6 +2093,7 @@
           <w:bCs/>
         </w:rPr>
       </w:pPr>
+      <w:r/>
       <w:hyperlink w:tooltip="#_Toc209738981" w:anchor="_Toc209738981" w:history="1">
         <w:r>
           <w:rPr>
@@ -2133,6 +2138,13 @@
           <w:lang w:val="ru-RU" w:bidi="hi-IN"/>
         </w:rPr>
       </w:r>
+      <w:r>
+        <w:rPr>
+          <w:rFonts w:ascii="Times New Roman" w:hAnsi="Times New Roman" w:cs="Times New Roman"/>
+          <w:b/>
+          <w:bCs/>
+        </w:rPr>
+      </w:r>
     </w:p>
     <w:p>
       <w:pPr>
@@ -2166,8 +2178,12 @@
         </w:rPr>
         <w:fldChar w:fldCharType="end"/>
       </w:r>
-      <w:r/>
-      <w:r/>
+      <w:r>
+        <w:rPr>
+          <w:b w:val="0"/>
+          <w:bCs w:val="0"/>
+        </w:rPr>
+      </w:r>
     </w:p>
     <w:p>
       <w:pPr>
@@ -2233,9 +2249,17 @@
         </w:rPr>
         <w:t xml:space="preserve">1 Цель работы</w:t>
       </w:r>
-      <w:r/>
       <w:bookmarkEnd w:id="15"/>
-      <w:r/>
+      <w:r>
+        <w:rPr>
+          <w:rFonts w:ascii="Times New Roman" w:hAnsi="Times New Roman" w:cs="Times New Roman"/>
+          <w:b/>
+          <w:bCs/>
+          <w:sz w:val="28"/>
+          <w:szCs w:val="28"/>
+          <w:lang w:val="ru-RU" w:bidi="hi-IN"/>
+        </w:rPr>
+      </w:r>
       <w:r>
         <w:rPr>
           <w:rFonts w:ascii="Times New Roman" w:hAnsi="Times New Roman" w:cs="Times New Roman"/>
@@ -2276,14 +2300,13 @@
       </w:r>
       <w:r>
         <w:rPr>
-          <w:sz w:val="24"/>
-          <w:szCs w:val="24"/>
-          <w:lang w:eastAsia="ru-RU" w:bidi="hi-IN"/>
+          <w:rFonts w:ascii="Times New Roman" w:hAnsi="Times New Roman" w:eastAsia="Times New Roman" w:cs="Times New Roman"/>
+          <w:sz w:val="28"/>
+          <w:szCs w:val="28"/>
         </w:rPr>
       </w:r>
       <w:r>
         <w:rPr>
-          <w:rFonts w:ascii="Times New Roman" w:hAnsi="Times New Roman" w:eastAsia="Times New Roman" w:cs="Times New Roman"/>
           <w:sz w:val="28"/>
           <w:szCs w:val="28"/>
         </w:rPr>
@@ -2329,9 +2352,17 @@
         </w:rPr>
         <w:t xml:space="preserve">ия</w:t>
       </w:r>
-      <w:r/>
       <w:bookmarkEnd w:id="16"/>
-      <w:r/>
+      <w:r>
+        <w:rPr>
+          <w:rFonts w:ascii="Times New Roman" w:hAnsi="Times New Roman" w:cs="Times New Roman"/>
+          <w:b/>
+          <w:bCs/>
+          <w:sz w:val="28"/>
+          <w:szCs w:val="28"/>
+          <w:lang w:val="ru-RU" w:bidi="hi-IN"/>
+        </w:rPr>
+      </w:r>
       <w:r>
         <w:rPr>
           <w:rFonts w:ascii="Times New Roman" w:hAnsi="Times New Roman" w:cs="Times New Roman"/>
@@ -2383,50 +2414,6 @@
       </w:r>
       <w:r>
         <w:rPr>
-          <w:rFonts w:ascii="Times New Roman" w:hAnsi="Times New Roman" w:cs="Times New Roman"/>
-          <w:sz w:val="28"/>
-          <w:szCs w:val="28"/>
-          <w:lang w:eastAsia="ru-RU" w:bidi="hi-IN"/>
-        </w:rPr>
-      </w:r>
-      <w:r>
-        <w:rPr>
-          <w:rFonts w:ascii="Times New Roman" w:hAnsi="Times New Roman" w:cs="Times New Roman"/>
-          <w:sz w:val="28"/>
-          <w:szCs w:val="28"/>
-          <w:lang w:eastAsia="ru-RU" w:bidi="hi-IN"/>
-        </w:rPr>
-      </w:r>
-      <w:r>
-        <w:rPr>
-          <w:b w:val="0"/>
-          <w:bCs w:val="0"/>
-        </w:rPr>
-      </w:r>
-      <w:r>
-        <w:rPr>
-          <w:rFonts w:ascii="Times New Roman" w:hAnsi="Times New Roman" w:eastAsia="Times New Roman" w:cs="Times New Roman"/>
-          <w:sz w:val="24"/>
-          <w:szCs w:val="24"/>
-          <w:highlight w:val="none"/>
-        </w:rPr>
-      </w:r>
-      <w:r>
-        <w:rPr>
-          <w:rFonts w:ascii="Times New Roman" w:hAnsi="Times New Roman" w:eastAsia="Times New Roman" w:cs="Times New Roman"/>
-          <w:sz w:val="24"/>
-          <w:szCs w:val="24"/>
-        </w:rPr>
-      </w:r>
-      <w:r>
-        <w:rPr>
-          <w:rFonts w:ascii="Times New Roman" w:hAnsi="Times New Roman" w:eastAsia="Times New Roman" w:cs="Times New Roman"/>
-          <w:sz w:val="24"/>
-          <w:szCs w:val="24"/>
-        </w:rPr>
-      </w:r>
-      <w:r>
-        <w:rPr>
           <w:b w:val="0"/>
           <w:bCs w:val="0"/>
         </w:rPr>
@@ -2450,7 +2437,6 @@
       </w:pPr>
       <w:r/>
       <w:bookmarkStart w:id="17" w:name="_Toc209738977"/>
-      <w:r/>
       <w:r>
         <w:rPr>
           <w:rFonts w:ascii="Times New Roman" w:hAnsi="Times New Roman" w:cs="Times New Roman"/>
@@ -2473,9 +2459,17 @@
         </w:rPr>
         <w:t xml:space="preserve">Описание используемых технологий</w:t>
       </w:r>
-      <w:r/>
       <w:bookmarkEnd w:id="17"/>
-      <w:r/>
+      <w:r>
+        <w:rPr>
+          <w:rFonts w:ascii="Times New Roman" w:hAnsi="Times New Roman" w:cs="Times New Roman"/>
+          <w:b/>
+          <w:bCs/>
+          <w:sz w:val="28"/>
+          <w:szCs w:val="28"/>
+          <w:lang w:val="ru-RU" w:bidi="hi-IN"/>
+        </w:rPr>
+      </w:r>
       <w:r>
         <w:rPr>
           <w:rFonts w:ascii="Times New Roman" w:hAnsi="Times New Roman" w:cs="Times New Roman"/>
@@ -2501,8 +2495,6 @@
           <w:lang w:val="en-US"/>
         </w:rPr>
       </w:pPr>
-      <w:r/>
-      <w:bookmarkEnd w:id="3"/>
       <w:r>
         <w:rPr>
           <w:highlight w:val="none"/>
@@ -2586,6 +2578,15 @@
           <w:highlight w:val="none"/>
         </w:rPr>
       </w:r>
+      <w:r>
+        <w:rPr>
+          <w:rFonts w:ascii="Times New Roman" w:hAnsi="Times New Roman" w:eastAsia="Times New Roman" w:cs="Times New Roman"/>
+          <w:sz w:val="28"/>
+          <w:szCs w:val="28"/>
+          <w:highlight w:val="none"/>
+          <w:lang w:val="en-US"/>
+        </w:rPr>
+      </w:r>
     </w:p>
     <w:p>
       <w:pPr>
@@ -2633,15 +2634,6 @@
       </w:r>
       <w:r>
         <w:rPr>
-          <w:rFonts w:ascii="Times New Roman" w:hAnsi="Times New Roman" w:eastAsia="Times New Roman" w:cs="Times New Roman"/>
-          <w:sz w:val="28"/>
-          <w:szCs w:val="28"/>
-          <w:highlight w:val="none"/>
-          <w:lang w:val="ru-RU"/>
-        </w:rPr>
-      </w:r>
-      <w:r>
-        <w:rPr>
           <w:rFonts w:ascii="Times New Roman" w:hAnsi="Times New Roman" w:cs="Times New Roman"/>
           <w:sz w:val="28"/>
           <w:szCs w:val="28"/>
@@ -2656,6 +2648,15 @@
           <w:sz w:val="28"/>
           <w:szCs w:val="28"/>
           <w:highlight w:val="none"/>
+        </w:rPr>
+      </w:r>
+      <w:r>
+        <w:rPr>
+          <w:rFonts w:ascii="Times New Roman" w:hAnsi="Times New Roman" w:eastAsia="Times New Roman" w:cs="Times New Roman"/>
+          <w:sz w:val="28"/>
+          <w:szCs w:val="28"/>
+          <w:highlight w:val="none"/>
+          <w:lang w:val="ru-RU"/>
         </w:rPr>
       </w:r>
     </w:p>
@@ -2721,6 +2722,15 @@
           <w:highlight w:val="none"/>
         </w:rPr>
       </w:r>
+      <w:r>
+        <w:rPr>
+          <w:rFonts w:ascii="Times New Roman" w:hAnsi="Times New Roman" w:eastAsia="Times New Roman" w:cs="Times New Roman"/>
+          <w:sz w:val="28"/>
+          <w:szCs w:val="28"/>
+          <w:highlight w:val="none"/>
+          <w:lang w:val="ru-RU"/>
+        </w:rPr>
+      </w:r>
     </w:p>
     <w:p>
       <w:pPr>
@@ -2775,6 +2785,15 @@
           <w:highlight w:val="none"/>
         </w:rPr>
       </w:r>
+      <w:r>
+        <w:rPr>
+          <w:rFonts w:ascii="Times New Roman" w:hAnsi="Times New Roman" w:eastAsia="Times New Roman" w:cs="Times New Roman"/>
+          <w:sz w:val="28"/>
+          <w:szCs w:val="28"/>
+          <w:highlight w:val="none"/>
+          <w:lang w:val="en-US"/>
+        </w:rPr>
+      </w:r>
     </w:p>
     <w:p>
       <w:pPr>
@@ -2818,18 +2837,8 @@
           <w:highlight w:val="none"/>
           <w:lang w:val="en-US"/>
         </w:rPr>
-      </w:r>
-      <w:r>
-        <w:rPr>
-          <w:rFonts w:ascii="Times New Roman" w:hAnsi="Times New Roman" w:eastAsia="Times New Roman" w:cs="Times New Roman"/>
-          <w:sz w:val="28"/>
-          <w:szCs w:val="28"/>
-          <w:highlight w:val="none"/>
-          <w:lang w:val="en-US"/>
-        </w:rPr>
         <w:t xml:space="preserve">Qt Creator</w:t>
       </w:r>
-      <w:r/>
       <w:r>
         <w:rPr>
           <w:rFonts w:ascii="Times New Roman" w:hAnsi="Times New Roman" w:eastAsia="Times New Roman" w:cs="Times New Roman"/>
@@ -2846,6 +2855,15 @@
           <w:sz w:val="28"/>
           <w:szCs w:val="28"/>
           <w:highlight w:val="none"/>
+        </w:rPr>
+      </w:r>
+      <w:r>
+        <w:rPr>
+          <w:rFonts w:ascii="Times New Roman" w:hAnsi="Times New Roman" w:eastAsia="Times New Roman" w:cs="Times New Roman"/>
+          <w:sz w:val="28"/>
+          <w:szCs w:val="28"/>
+          <w:highlight w:val="none"/>
+          <w:lang w:val="ru-RU"/>
         </w:rPr>
       </w:r>
     </w:p>
@@ -2902,6 +2920,15 @@
           <w:highlight w:val="none"/>
         </w:rPr>
       </w:r>
+      <w:r>
+        <w:rPr>
+          <w:rFonts w:ascii="Times New Roman" w:hAnsi="Times New Roman" w:eastAsia="Times New Roman" w:cs="Times New Roman"/>
+          <w:sz w:val="28"/>
+          <w:szCs w:val="28"/>
+          <w:highlight w:val="none"/>
+          <w:lang w:val="ru-RU"/>
+        </w:rPr>
+      </w:r>
     </w:p>
     <w:p>
       <w:pPr>
@@ -2926,15 +2953,6 @@
           <w:lang w:val="ru-RU"/>
         </w:rPr>
         <w:t xml:space="preserve">2 </w:t>
-      </w:r>
-      <w:r>
-        <w:rPr>
-          <w:rFonts w:ascii="Times New Roman" w:hAnsi="Times New Roman" w:eastAsia="Times New Roman" w:cs="Times New Roman"/>
-          <w:sz w:val="28"/>
-          <w:szCs w:val="28"/>
-          <w:highlight w:val="none"/>
-          <w:lang w:val="ru-RU"/>
-        </w:rPr>
       </w:r>
       <w:r>
         <w:rPr>
@@ -2962,6 +2980,15 @@
           <w:sz w:val="28"/>
           <w:szCs w:val="28"/>
           <w:highlight w:val="none"/>
+        </w:rPr>
+      </w:r>
+      <w:r>
+        <w:rPr>
+          <w:rFonts w:ascii="Times New Roman" w:hAnsi="Times New Roman" w:eastAsia="Times New Roman" w:cs="Times New Roman"/>
+          <w:sz w:val="28"/>
+          <w:szCs w:val="28"/>
+          <w:highlight w:val="none"/>
+          <w:lang w:val="ru-RU"/>
         </w:rPr>
       </w:r>
     </w:p>
@@ -3046,6 +3073,15 @@
           <w:highlight w:val="none"/>
         </w:rPr>
       </w:r>
+      <w:r>
+        <w:rPr>
+          <w:rFonts w:ascii="Times New Roman" w:hAnsi="Times New Roman" w:eastAsia="Times New Roman" w:cs="Times New Roman"/>
+          <w:sz w:val="28"/>
+          <w:szCs w:val="28"/>
+          <w:highlight w:val="none"/>
+          <w:lang w:val="ru-RU"/>
+        </w:rPr>
+      </w:r>
     </w:p>
     <w:p>
       <w:pPr>
@@ -3079,6 +3115,15 @@
           <w:highlight w:val="none"/>
         </w:rPr>
       </w:r>
+      <w:r>
+        <w:rPr>
+          <w:rFonts w:ascii="Times New Roman" w:hAnsi="Times New Roman" w:eastAsia="Times New Roman" w:cs="Times New Roman"/>
+          <w:sz w:val="28"/>
+          <w:szCs w:val="28"/>
+          <w:highlight w:val="none"/>
+          <w:lang w:val="ru-RU"/>
+        </w:rPr>
+      </w:r>
     </w:p>
     <w:p>
       <w:pPr>
@@ -3110,6 +3155,15 @@
           <w:sz w:val="28"/>
           <w:szCs w:val="28"/>
           <w:highlight w:val="none"/>
+        </w:rPr>
+      </w:r>
+      <w:r>
+        <w:rPr>
+          <w:rFonts w:ascii="Times New Roman" w:hAnsi="Times New Roman" w:eastAsia="Times New Roman" w:cs="Times New Roman"/>
+          <w:sz w:val="28"/>
+          <w:szCs w:val="28"/>
+          <w:highlight w:val="none"/>
+          <w:lang w:val="ru-RU"/>
         </w:rPr>
       </w:r>
     </w:p>
@@ -3166,6 +3220,15 @@
           <w:lang w:val="ru-RU"/>
         </w:rPr>
       </w:r>
+      <w:r>
+        <w:rPr>
+          <w:rFonts w:ascii="Times New Roman" w:hAnsi="Times New Roman" w:eastAsia="Times New Roman" w:cs="Times New Roman"/>
+          <w:sz w:val="28"/>
+          <w:szCs w:val="28"/>
+          <w:highlight w:val="none"/>
+          <w:lang w:val="ru-RU"/>
+        </w:rPr>
+      </w:r>
     </w:p>
     <w:p>
       <w:pPr>
@@ -3209,15 +3272,6 @@
           <w:highlight w:val="none"/>
           <w:lang w:val="ru-RU" w:bidi="ru-RU"/>
         </w:rPr>
-      </w:r>
-      <w:r>
-        <w:rPr>
-          <w:rFonts w:ascii="Times New Roman" w:hAnsi="Times New Roman" w:eastAsia="Times New Roman" w:cs="Times New Roman"/>
-          <w:sz w:val="28"/>
-          <w:szCs w:val="28"/>
-          <w:highlight w:val="none"/>
-          <w:lang w:val="ru-RU" w:bidi="ru-RU"/>
-        </w:rPr>
         <w:t xml:space="preserve">.</w:t>
       </w:r>
       <w:r>
@@ -3227,6 +3281,15 @@
           <w:szCs w:val="28"/>
           <w:highlight w:val="none"/>
           <w:lang w:val="ru-RU"/>
+        </w:rPr>
+      </w:r>
+      <w:r>
+        <w:rPr>
+          <w:rFonts w:ascii="Times New Roman" w:hAnsi="Times New Roman" w:eastAsia="Times New Roman" w:cs="Times New Roman"/>
+          <w:sz w:val="28"/>
+          <w:szCs w:val="28"/>
+          <w:highlight w:val="none"/>
+          <w:lang w:val="ru-RU" w:bidi="ru-RU"/>
         </w:rPr>
       </w:r>
     </w:p>
@@ -3261,6 +3324,15 @@
           <w:szCs w:val="28"/>
           <w:highlight w:val="none"/>
           <w:lang w:val="ru-RU"/>
+        </w:rPr>
+      </w:r>
+      <w:r>
+        <w:rPr>
+          <w:rFonts w:ascii="Times New Roman" w:hAnsi="Times New Roman" w:eastAsia="Times New Roman" w:cs="Times New Roman"/>
+          <w:sz w:val="28"/>
+          <w:szCs w:val="28"/>
+          <w:highlight w:val="none"/>
+          <w:lang w:val="ru-RU" w:bidi="ru-RU"/>
         </w:rPr>
       </w:r>
     </w:p>
@@ -3317,6 +3389,15 @@
           <w:lang w:val="ru-RU"/>
         </w:rPr>
       </w:r>
+      <w:r>
+        <w:rPr>
+          <w:rFonts w:ascii="Times New Roman" w:hAnsi="Times New Roman" w:eastAsia="Times New Roman" w:cs="Times New Roman"/>
+          <w:sz w:val="28"/>
+          <w:szCs w:val="28"/>
+          <w:highlight w:val="none"/>
+          <w:lang w:val="ru-RU" w:bidi="ru-RU"/>
+        </w:rPr>
+      </w:r>
     </w:p>
     <w:p>
       <w:pPr>
@@ -3348,34 +3429,7 @@
           <w:sz w:val="28"/>
           <w:szCs w:val="28"/>
           <w:highlight w:val="none"/>
-          <w:lang w:val="ru-RU"/>
-        </w:rPr>
-      </w:r>
-      <w:r>
-        <w:rPr>
-          <w:rFonts w:ascii="Times New Roman" w:hAnsi="Times New Roman" w:eastAsia="Times New Roman" w:cs="Times New Roman"/>
-          <w:sz w:val="28"/>
-          <w:szCs w:val="28"/>
-          <w:highlight w:val="none"/>
-          <w:lang w:val="ru-RU"/>
-        </w:rPr>
-      </w:r>
-      <w:r>
-        <w:rPr>
-          <w:rFonts w:ascii="Times New Roman" w:hAnsi="Times New Roman" w:eastAsia="Times New Roman" w:cs="Times New Roman"/>
-          <w:sz w:val="28"/>
-          <w:szCs w:val="28"/>
-          <w:highlight w:val="none"/>
-          <w:lang w:val="ru-RU"/>
-        </w:rPr>
-      </w:r>
-      <w:r>
-        <w:rPr>
-          <w:rFonts w:ascii="Times New Roman" w:hAnsi="Times New Roman" w:eastAsia="Times New Roman" w:cs="Times New Roman"/>
-          <w:sz w:val="28"/>
-          <w:szCs w:val="28"/>
-          <w:highlight w:val="none"/>
-          <w:lang w:val="ru-RU"/>
+          <w:lang w:val="ru-RU" w:bidi="ru-RU"/>
         </w:rPr>
       </w:r>
       <w:r>
@@ -3407,8 +3461,6 @@
       <w:r/>
       <w:bookmarkStart w:id="18" w:name="_Toc209738978"/>
       <w:r/>
-      <w:r/>
-      <w:bookmarkStart w:id="9" w:name="_Toc209738969"/>
       <w:r>
         <w:rPr>
           <w:rFonts w:ascii="Times New Roman" w:hAnsi="Times New Roman" w:cs="Times New Roman"/>
@@ -3431,9 +3483,17 @@
         </w:rPr>
         <w:t xml:space="preserve">Структура базы данных</w:t>
       </w:r>
-      <w:r/>
       <w:bookmarkEnd w:id="18"/>
-      <w:r/>
+      <w:r>
+        <w:rPr>
+          <w:rFonts w:ascii="Times New Roman" w:hAnsi="Times New Roman" w:cs="Times New Roman"/>
+          <w:b/>
+          <w:bCs/>
+          <w:sz w:val="28"/>
+          <w:szCs w:val="28"/>
+          <w:lang w:val="ru-RU" w:bidi="hi-IN"/>
+        </w:rPr>
+      </w:r>
       <w:r>
         <w:rPr>
           <w:rFonts w:ascii="Times New Roman" w:hAnsi="Times New Roman" w:cs="Times New Roman"/>
@@ -3523,7 +3583,15 @@
         </w:rPr>
         <w:t xml:space="preserve">arrays.</w:t>
       </w:r>
-      <w:r/>
+      <w:r>
+        <w:rPr>
+          <w:rFonts w:ascii="Times New Roman" w:hAnsi="Times New Roman" w:cs="Times New Roman"/>
+          <w:sz w:val="28"/>
+          <w:szCs w:val="28"/>
+          <w:highlight w:val="none"/>
+          <w:lang w:val="en-US"/>
+        </w:rPr>
+      </w:r>
     </w:p>
     <w:p>
       <w:pPr>
@@ -3564,20 +3632,10 @@
           <w:rFonts w:ascii="Times New Roman" w:hAnsi="Times New Roman" w:cs="Times New Roman"/>
           <w:sz w:val="28"/>
           <w:szCs w:val="28"/>
-          <w:highlight w:val="none"/>
-          <w:lang w:val="en-US"/>
-        </w:rPr>
-      </w:r>
-      <w:r>
-        <w:rPr>
-          <w:rFonts w:ascii="Times New Roman" w:hAnsi="Times New Roman" w:cs="Times New Roman"/>
-          <w:sz w:val="28"/>
-          <w:szCs w:val="28"/>
           <w:lang w:val="en-US"/>
         </w:rPr>
         <w:t xml:space="preserve">users </w:t>
       </w:r>
-      <w:r/>
       <w:r>
         <w:rPr>
           <w:rFonts w:ascii="Times New Roman" w:hAnsi="Times New Roman" w:cs="Times New Roman"/>
@@ -3638,7 +3696,15 @@
         </w:rPr>
         <w:t xml:space="preserve"> – для пароля.</w:t>
       </w:r>
-      <w:r/>
+      <w:r>
+        <w:rPr>
+          <w:rFonts w:ascii="Times New Roman" w:hAnsi="Times New Roman" w:cs="Times New Roman"/>
+          <w:sz w:val="28"/>
+          <w:szCs w:val="28"/>
+          <w:highlight w:val="none"/>
+          <w:lang w:val="ru-RU"/>
+        </w:rPr>
+      </w:r>
     </w:p>
     <w:p>
       <w:pPr>
@@ -3787,6 +3853,7 @@
           <w:lang w:val="ru-RU"/>
         </w:rPr>
       </w:r>
+      <w:r/>
     </w:p>
     <w:p>
       <w:pPr>
@@ -3807,7 +3874,6 @@
       <w:r/>
       <w:bookmarkStart w:id="19" w:name="_Toc209738979"/>
       <w:r/>
-      <w:bookmarkStart w:id="14" w:name="_Toc209738974"/>
       <w:r>
         <w:rPr>
           <w:rFonts w:ascii="Times New Roman" w:hAnsi="Times New Roman" w:cs="Times New Roman"/>
@@ -3830,9 +3896,17 @@
         </w:rPr>
         <w:t xml:space="preserve">Результаты выполнения тестов</w:t>
       </w:r>
-      <w:r/>
       <w:bookmarkEnd w:id="19"/>
-      <w:r/>
+      <w:r>
+        <w:rPr>
+          <w:rFonts w:ascii="Times New Roman" w:hAnsi="Times New Roman" w:cs="Times New Roman"/>
+          <w:b/>
+          <w:bCs/>
+          <w:sz w:val="28"/>
+          <w:szCs w:val="28"/>
+          <w:lang w:val="ru-RU" w:bidi="hi-IN"/>
+        </w:rPr>
+      </w:r>
       <w:r>
         <w:rPr>
           <w:rFonts w:ascii="Times New Roman" w:hAnsi="Times New Roman" w:cs="Times New Roman"/>
@@ -3857,6 +3931,56 @@
           <w:bCs/>
           <w:sz w:val="28"/>
           <w:szCs w:val="28"/>
+          <w:lang w:val="ru-RU" w:bidi="hi-IN"/>
+        </w:rPr>
+      </w:pPr>
+      <w:r>
+        <w:rPr>
+          <w:rFonts w:ascii="Times New Roman" w:hAnsi="Times New Roman" w:cs="Times New Roman"/>
+          <w:b/>
+          <w:bCs/>
+          <w:sz w:val="28"/>
+          <w:szCs w:val="28"/>
+          <w:highlight w:val="none"/>
+          <w:lang w:val="ru-RU" w:bidi="hi-IN"/>
+        </w:rPr>
+      </w:r>
+      <w:r>
+        <w:rPr>
+          <w:rFonts w:ascii="Times New Roman" w:hAnsi="Times New Roman" w:cs="Times New Roman"/>
+          <w:b/>
+          <w:bCs/>
+          <w:sz w:val="28"/>
+          <w:szCs w:val="28"/>
+          <w:highlight w:val="none"/>
+          <w:lang w:val="ru-RU" w:bidi="hi-IN"/>
+        </w:rPr>
+      </w:r>
+      <w:r>
+        <w:rPr>
+          <w:rFonts w:ascii="Times New Roman" w:hAnsi="Times New Roman" w:cs="Times New Roman"/>
+          <w:b/>
+          <w:bCs/>
+          <w:sz w:val="28"/>
+          <w:szCs w:val="28"/>
+          <w:lang w:val="ru-RU" w:bidi="hi-IN"/>
+        </w:rPr>
+      </w:r>
+    </w:p>
+    <w:p>
+      <w:pPr>
+        <w:pStyle w:val="743"/>
+        <w:pBdr/>
+        <w:spacing/>
+        <w:ind w:firstLine="709"/>
+        <w:jc w:val="both"/>
+        <w:rPr>
+          <w:rFonts w:ascii="Times New Roman" w:hAnsi="Times New Roman" w:cs="Times New Roman"/>
+          <w:b/>
+          <w:bCs/>
+          <w:sz w:val="28"/>
+          <w:szCs w:val="28"/>
+          <w:highlight w:val="none"/>
           <w:lang w:val="ru-RU" w:bidi="hi-IN"/>
         </w:rPr>
       </w:pPr>
@@ -3911,57 +4035,6 @@
           <w:lang w:val="ru-RU" w:bidi="hi-IN"/>
         </w:rPr>
       </w:pPr>
-      <w:r>
-        <w:rPr>
-          <w:rFonts w:ascii="Times New Roman" w:hAnsi="Times New Roman" w:cs="Times New Roman"/>
-          <w:b/>
-          <w:bCs/>
-          <w:sz w:val="28"/>
-          <w:szCs w:val="28"/>
-          <w:highlight w:val="none"/>
-          <w:lang w:val="ru-RU" w:bidi="hi-IN"/>
-        </w:rPr>
-      </w:r>
-      <w:r>
-        <w:rPr>
-          <w:rFonts w:ascii="Times New Roman" w:hAnsi="Times New Roman" w:cs="Times New Roman"/>
-          <w:b/>
-          <w:bCs/>
-          <w:sz w:val="28"/>
-          <w:szCs w:val="28"/>
-          <w:highlight w:val="none"/>
-          <w:lang w:val="ru-RU" w:bidi="hi-IN"/>
-        </w:rPr>
-      </w:r>
-      <w:r>
-        <w:rPr>
-          <w:rFonts w:ascii="Times New Roman" w:hAnsi="Times New Roman" w:cs="Times New Roman"/>
-          <w:b/>
-          <w:bCs/>
-          <w:sz w:val="28"/>
-          <w:szCs w:val="28"/>
-          <w:highlight w:val="none"/>
-          <w:lang w:val="ru-RU" w:bidi="hi-IN"/>
-        </w:rPr>
-      </w:r>
-    </w:p>
-    <w:p>
-      <w:pPr>
-        <w:pStyle w:val="743"/>
-        <w:pBdr/>
-        <w:spacing/>
-        <w:ind w:firstLine="709"/>
-        <w:jc w:val="both"/>
-        <w:rPr>
-          <w:rFonts w:ascii="Times New Roman" w:hAnsi="Times New Roman" w:cs="Times New Roman"/>
-          <w:b/>
-          <w:bCs/>
-          <w:sz w:val="28"/>
-          <w:szCs w:val="28"/>
-          <w:highlight w:val="none"/>
-          <w:lang w:val="ru-RU" w:bidi="hi-IN"/>
-        </w:rPr>
-      </w:pPr>
       <w:r/>
       <w:bookmarkStart w:id="20" w:name="_Toc209738980"/>
       <w:r>
@@ -3986,9 +4059,7 @@
         </w:rPr>
         <w:t xml:space="preserve">Описание графического интерфейса</w:t>
       </w:r>
-      <w:r/>
       <w:bookmarkEnd w:id="20"/>
-      <w:r/>
       <w:r>
         <w:rPr>
           <w:rFonts w:ascii="Times New Roman" w:hAnsi="Times New Roman" w:cs="Times New Roman"/>
@@ -3999,6 +4070,17 @@
           <w:lang w:val="ru-RU" w:bidi="hi-IN"/>
         </w:rPr>
       </w:r>
+      <w:r>
+        <w:rPr>
+          <w:rFonts w:ascii="Times New Roman" w:hAnsi="Times New Roman" w:cs="Times New Roman"/>
+          <w:b/>
+          <w:bCs/>
+          <w:sz w:val="28"/>
+          <w:szCs w:val="28"/>
+          <w:highlight w:val="none"/>
+          <w:lang w:val="ru-RU" w:bidi="hi-IN"/>
+        </w:rPr>
+      </w:r>
     </w:p>
     <w:p>
       <w:pPr>
@@ -4010,7 +4092,7 @@
           <w:sz w:val="28"/>
           <w:szCs w:val="28"/>
           <w:highlight w:val="none"/>
-          <w:lang w:eastAsia="ru-RU" w:bidi="hi-IN"/>
+          <w:lang w:val="ru-RU"/>
         </w:rPr>
       </w:pPr>
       <w:r>
@@ -4026,14 +4108,19 @@
           <w:highlight w:val="none"/>
           <w:lang w:eastAsia="ru-RU" w:bidi="hi-IN"/>
         </w:rPr>
+        <w:tab/>
       </w:r>
-      <w:r/>
-    </w:p>
-    <w:p>
-      <w:pPr>
-        <w:pBdr/>
-        <w:spacing/>
-        <w:ind w:firstLine="708"/>
+      <w:r>
+        <w:rPr>
+          <w:rFonts w:ascii="Times New Roman" w:hAnsi="Times New Roman" w:cs="Times New Roman"/>
+          <w:sz w:val="28"/>
+          <w:szCs w:val="28"/>
+          <w:highlight w:val="none"/>
+          <w:lang w:val="ru-RU"/>
+        </w:rPr>
+        <w:t xml:space="preserve">Разработанный программный интерфейс представлен на рисунке 1.</w:t>
+      </w:r>
+      <w:r>
         <w:rPr>
           <w:rFonts w:ascii="Times New Roman" w:hAnsi="Times New Roman" w:cs="Times New Roman"/>
           <w:sz w:val="28"/>
@@ -4041,10 +4128,658 @@
           <w:highlight w:val="none"/>
           <w:lang w:eastAsia="ru-RU" w:bidi="hi-IN"/>
         </w:rPr>
+      </w:r>
+    </w:p>
+    <w:p>
+      <w:pPr>
+        <w:pBdr/>
+        <w:spacing/>
+        <w:ind/>
+        <w:rPr>
+          <w:rFonts w:ascii="Times New Roman" w:hAnsi="Times New Roman" w:cs="Times New Roman"/>
+          <w:sz w:val="28"/>
+          <w:szCs w:val="28"/>
+          <w:highlight w:val="none"/>
+          <w:lang w:val="ru-RU"/>
+        </w:rPr>
+      </w:pPr>
+      <w:r>
+        <w:rPr>
+          <w:rFonts w:ascii="Times New Roman" w:hAnsi="Times New Roman" w:cs="Times New Roman"/>
+          <w:sz w:val="28"/>
+          <w:szCs w:val="28"/>
+          <w:highlight w:val="none"/>
+          <w:lang w:val="ru-RU"/>
+        </w:rPr>
+      </w:r>
+      <w:r>
+        <mc:AlternateContent>
+          <mc:Choice Requires="wpg">
+            <w:drawing>
+              <wp:inline xmlns:wp="http://schemas.openxmlformats.org/drawingml/2006/wordprocessingDrawing" distT="0" distB="0" distL="0" distR="0">
+                <wp:extent cx="5940425" cy="4675403"/>
+                <wp:effectExtent l="0" t="0" r="0" b="0"/>
+                <wp:docPr id="2" name=""/>
+                <wp:cNvGraphicFramePr>
+                  <a:graphicFrameLocks xmlns:a="http://schemas.openxmlformats.org/drawingml/2006/main" noChangeAspect="1"/>
+                </wp:cNvGraphicFramePr>
+                <a:graphic xmlns:a="http://schemas.openxmlformats.org/drawingml/2006/main">
+                  <a:graphicData uri="http://schemas.openxmlformats.org/drawingml/2006/picture">
+                    <pic:pic xmlns:pic="http://schemas.openxmlformats.org/drawingml/2006/picture">
+                      <pic:nvPicPr>
+                        <pic:cNvPr id="365628396" name=""/>
+                        <pic:cNvPicPr>
+                          <a:picLocks noChangeAspect="1"/>
+                        </pic:cNvPicPr>
+                        <pic:nvPr/>
+                      </pic:nvPicPr>
+                      <pic:blipFill>
+                        <a:blip r:embed="rId10"/>
+                        <a:stretch/>
+                      </pic:blipFill>
+                      <pic:spPr bwMode="auto">
+                        <a:xfrm>
+                          <a:off x="0" y="0"/>
+                          <a:ext cx="5940424" cy="4675402"/>
+                        </a:xfrm>
+                        <a:prstGeom prst="rect">
+                          <a:avLst/>
+                        </a:prstGeom>
+                      </pic:spPr>
+                    </pic:pic>
+                  </a:graphicData>
+                </a:graphic>
+              </wp:inline>
+            </w:drawing>
+          </mc:Choice>
+          <mc:Fallback>
+            <w:pict>
+              <v:shapetype id="_x0000_t75" coordsize="21600,21600" o:spt="75" o:preferrelative="t" path="m@4@5l@4@11@9@11@9@5xe" filled="f" stroked="f">
+                <v:stroke joinstyle="miter"/>
+                <v:formulas>
+                  <v:f eqn="if lineDrawn pixelLineWidth 0"/>
+                  <v:f eqn="sum @0 1 0"/>
+                  <v:f eqn="sum 0 0 @1"/>
+                  <v:f eqn="prod @2 1 2"/>
+                  <v:f eqn="prod @3 21600 pixelWidth"/>
+                  <v:f eqn="prod @3 21600 pixelHeight"/>
+                  <v:f eqn="sum @0 0 1"/>
+                  <v:f eqn="prod @6 1 2"/>
+                  <v:f eqn="prod @7 21600 pixelWidth"/>
+                  <v:f eqn="sum @8 21600 0"/>
+                  <v:f eqn="prod @7 21600 pixelHeight"/>
+                  <v:f eqn="sum @10 21600 0"/>
+                </v:formulas>
+                <v:path o:extrusionok="f" gradientshapeok="t" o:connecttype="rect"/>
+                <o:lock v:ext="edit" aspectratio="t"/>
+              </v:shapetype>
+              <v:shape id="_x0000_i1" o:spid="_x0000_s1" type="#_x0000_t75" style="width:467.75pt;height:368.14pt;mso-wrap-distance-left:0.00pt;mso-wrap-distance-top:0.00pt;mso-wrap-distance-right:0.00pt;mso-wrap-distance-bottom:0.00pt;z-index:1;" stroked="false">
+                <v:imagedata r:id="rId10" o:title=""/>
+                <o:lock v:ext="edit" rotation="t"/>
+              </v:shape>
+            </w:pict>
+          </mc:Fallback>
+        </mc:AlternateContent>
+      </w:r>
+      <w:r>
+        <w:rPr>
+          <w:rFonts w:ascii="Times New Roman" w:hAnsi="Times New Roman" w:cs="Times New Roman"/>
+          <w:sz w:val="28"/>
+          <w:szCs w:val="28"/>
+          <w:highlight w:val="none"/>
+          <w:lang w:val="ru-RU"/>
+        </w:rPr>
+      </w:r>
+      <w:r>
+        <w:rPr>
+          <w:rFonts w:ascii="Times New Roman" w:hAnsi="Times New Roman" w:cs="Times New Roman"/>
+          <w:sz w:val="28"/>
+          <w:szCs w:val="28"/>
+          <w:highlight w:val="none"/>
+          <w:lang w:val="ru-RU"/>
+        </w:rPr>
+      </w:r>
+      <w:r>
+        <w:rPr>
+          <w:rFonts w:ascii="Times New Roman" w:hAnsi="Times New Roman" w:cs="Times New Roman"/>
+          <w:sz w:val="28"/>
+          <w:szCs w:val="28"/>
+          <w:highlight w:val="none"/>
+          <w:lang w:eastAsia="ru-RU" w:bidi="hi-IN"/>
+        </w:rPr>
+      </w:r>
+    </w:p>
+    <w:p>
+      <w:pPr>
+        <w:pBdr/>
+        <w:spacing/>
+        <w:ind/>
+        <w:jc w:val="center"/>
+        <w:rPr>
+          <w:rFonts w:ascii="Times New Roman" w:hAnsi="Times New Roman" w:cs="Times New Roman"/>
+          <w:sz w:val="28"/>
+          <w:szCs w:val="28"/>
+          <w:highlight w:val="none"/>
+          <w:lang w:val="ru-RU"/>
+        </w:rPr>
+      </w:pPr>
+      <w:r>
+        <w:rPr>
+          <w:rFonts w:ascii="Times New Roman" w:hAnsi="Times New Roman" w:cs="Times New Roman"/>
+          <w:sz w:val="28"/>
+          <w:szCs w:val="28"/>
+          <w:highlight w:val="none"/>
+          <w:lang w:val="ru-RU"/>
+        </w:rPr>
+        <w:t xml:space="preserve">Рисунок 1 - Интерфейс программы</w:t>
+      </w:r>
+      <w:r>
+        <w:rPr>
+          <w:rFonts w:ascii="Times New Roman" w:hAnsi="Times New Roman" w:cs="Times New Roman"/>
+          <w:sz w:val="28"/>
+          <w:szCs w:val="28"/>
+          <w:highlight w:val="none"/>
+          <w:lang w:val="ru-RU"/>
+        </w:rPr>
+      </w:r>
+      <w:r>
+        <w:rPr>
+          <w:rFonts w:ascii="Times New Roman" w:hAnsi="Times New Roman" w:cs="Times New Roman"/>
+          <w:sz w:val="28"/>
+          <w:szCs w:val="28"/>
+          <w:highlight w:val="none"/>
+          <w:lang w:eastAsia="ru-RU" w:bidi="hi-IN"/>
+        </w:rPr>
+      </w:r>
+    </w:p>
+    <w:p>
+      <w:pPr>
+        <w:pBdr/>
+        <w:spacing/>
+        <w:ind/>
+        <w:jc w:val="both"/>
+        <w:rPr>
+          <w:rFonts w:ascii="Times New Roman" w:hAnsi="Times New Roman" w:cs="Times New Roman"/>
+          <w:sz w:val="28"/>
+          <w:szCs w:val="28"/>
+          <w:highlight w:val="none"/>
+          <w:lang w:val="ru-RU"/>
+        </w:rPr>
+      </w:pPr>
+      <w:r>
+        <w:rPr>
+          <w:rFonts w:ascii="Times New Roman" w:hAnsi="Times New Roman" w:cs="Times New Roman"/>
+          <w:sz w:val="28"/>
+          <w:szCs w:val="28"/>
+          <w:highlight w:val="none"/>
+          <w:lang w:val="ru-RU"/>
+        </w:rPr>
+        <w:tab/>
+        <w:t xml:space="preserve">Интерфейс состоит из двух основный частей:</w:t>
+      </w:r>
+      <w:r>
+        <w:rPr>
+          <w:rFonts w:ascii="Times New Roman" w:hAnsi="Times New Roman" w:cs="Times New Roman"/>
+          <w:sz w:val="28"/>
+          <w:szCs w:val="28"/>
+          <w:highlight w:val="none"/>
+          <w:lang w:eastAsia="ru-RU" w:bidi="hi-IN"/>
+        </w:rPr>
+      </w:r>
+    </w:p>
+    <w:p>
+      <w:pPr>
+        <w:pBdr/>
+        <w:spacing/>
+        <w:ind/>
+        <w:jc w:val="both"/>
+        <w:rPr>
+          <w:rFonts w:ascii="Times New Roman" w:hAnsi="Times New Roman" w:cs="Times New Roman"/>
+          <w:sz w:val="28"/>
+          <w:szCs w:val="28"/>
+          <w:highlight w:val="none"/>
+          <w:lang w:val="ru-RU"/>
+        </w:rPr>
+      </w:pPr>
+      <w:r>
+        <w:rPr>
+          <w:rFonts w:ascii="Times New Roman" w:hAnsi="Times New Roman" w:cs="Times New Roman"/>
+          <w:sz w:val="28"/>
+          <w:szCs w:val="28"/>
+          <w:highlight w:val="none"/>
+          <w:lang w:val="ru-RU"/>
+        </w:rPr>
+        <w:tab/>
+        <w:t xml:space="preserve">1 левая панель – отвечает за регистрацию в системе и отображение текущего пользователя</w:t>
+      </w:r>
+      <w:r>
+        <w:rPr>
+          <w:rFonts w:ascii="Times New Roman" w:hAnsi="Times New Roman" w:cs="Times New Roman"/>
+          <w:sz w:val="28"/>
+          <w:szCs w:val="28"/>
+          <w:highlight w:val="none"/>
+          <w:lang w:val="ru-RU"/>
+        </w:rPr>
+        <w:t xml:space="preserve">;</w:t>
+      </w:r>
+      <w:r>
+        <w:rPr>
+          <w:rFonts w:ascii="Times New Roman" w:hAnsi="Times New Roman" w:cs="Times New Roman"/>
+          <w:sz w:val="28"/>
+          <w:szCs w:val="28"/>
+          <w:highlight w:val="none"/>
+          <w:lang w:eastAsia="ru-RU" w:bidi="hi-IN"/>
+        </w:rPr>
+      </w:r>
+    </w:p>
+    <w:p>
+      <w:pPr>
+        <w:pBdr/>
+        <w:spacing/>
+        <w:ind/>
+        <w:jc w:val="both"/>
+        <w:rPr>
+          <w:rFonts w:ascii="Times New Roman" w:hAnsi="Times New Roman" w:cs="Times New Roman"/>
+          <w:sz w:val="28"/>
+          <w:szCs w:val="28"/>
+          <w:highlight w:val="none"/>
+          <w:lang w:val="ru-RU"/>
+        </w:rPr>
+      </w:pPr>
+      <w:r>
+        <w:rPr>
+          <w:rFonts w:ascii="Times New Roman" w:hAnsi="Times New Roman" w:cs="Times New Roman"/>
+          <w:sz w:val="28"/>
+          <w:szCs w:val="28"/>
+          <w:highlight w:val="none"/>
+          <w:lang w:val="ru-RU"/>
+        </w:rPr>
+        <w:tab/>
+        <w:t xml:space="preserve">2 основная часть программы – отвечает за основной функционал, содержит элементы для ввода и сортировки массива, его сохранения и отображения.</w:t>
+      </w:r>
+      <w:r>
+        <w:rPr>
+          <w:rFonts w:ascii="Times New Roman" w:hAnsi="Times New Roman" w:cs="Times New Roman"/>
+          <w:sz w:val="28"/>
+          <w:szCs w:val="28"/>
+          <w:highlight w:val="none"/>
+          <w:lang w:val="ru-RU"/>
+        </w:rPr>
+      </w:r>
+    </w:p>
+    <w:p>
+      <w:pPr>
+        <w:pBdr/>
+        <w:spacing/>
+        <w:ind/>
+        <w:jc w:val="both"/>
+        <w:rPr>
+          <w:rFonts w:ascii="Times New Roman" w:hAnsi="Times New Roman" w:cs="Times New Roman"/>
+          <w:sz w:val="28"/>
+          <w:szCs w:val="28"/>
+          <w:highlight w:val="none"/>
+          <w:lang w:val="ru-RU"/>
+        </w:rPr>
+      </w:pPr>
+      <w:r>
+        <w:rPr>
+          <w:rFonts w:ascii="Times New Roman" w:hAnsi="Times New Roman" w:cs="Times New Roman"/>
+          <w:sz w:val="28"/>
+          <w:szCs w:val="28"/>
+          <w:highlight w:val="none"/>
+          <w:lang w:val="ru-RU" w:bidi="ru-RU"/>
+        </w:rPr>
+        <w:tab/>
+        <w:t xml:space="preserve">Программа выво</w:t>
+      </w:r>
+      <w:r>
+        <w:rPr>
+          <w:rFonts w:ascii="Times New Roman" w:hAnsi="Times New Roman" w:cs="Times New Roman"/>
+          <w:sz w:val="28"/>
+          <w:szCs w:val="28"/>
+          <w:highlight w:val="none"/>
+          <w:lang w:val="ru-RU" w:bidi="ru-RU"/>
+        </w:rPr>
+        <w:t xml:space="preserve">дит сообщения о совершенных пользователем ошибках (рисунки 2 и 3), а также информирует пользователя о проделанных операциях (рисунок 4).</w:t>
+      </w:r>
+      <w:r>
+        <w:rPr>
+          <w:rFonts w:ascii="Times New Roman" w:hAnsi="Times New Roman" w:cs="Times New Roman"/>
+          <w:sz w:val="28"/>
+          <w:szCs w:val="28"/>
+          <w:highlight w:val="none"/>
+          <w:lang w:val="ru-RU"/>
+        </w:rPr>
+      </w:r>
+    </w:p>
+    <w:p>
+      <w:pPr>
+        <w:pBdr/>
+        <w:spacing/>
+        <w:ind/>
+        <w:jc w:val="center"/>
+        <w:rPr>
+          <w:rFonts w:ascii="Times New Roman" w:hAnsi="Times New Roman" w:cs="Times New Roman"/>
+          <w:sz w:val="28"/>
+          <w:szCs w:val="28"/>
+          <w:highlight w:val="none"/>
+          <w:lang w:val="ru-RU"/>
+        </w:rPr>
+      </w:pPr>
+      <w:r>
+        <w:rPr>
+          <w:rFonts w:ascii="Times New Roman" w:hAnsi="Times New Roman" w:cs="Times New Roman"/>
+          <w:sz w:val="28"/>
+          <w:szCs w:val="28"/>
+          <w:highlight w:val="none"/>
+          <w:lang w:val="ru-RU"/>
+        </w:rPr>
+      </w:r>
+      <w:r>
+        <mc:AlternateContent>
+          <mc:Choice Requires="wpg">
+            <w:drawing>
+              <wp:inline xmlns:wp="http://schemas.openxmlformats.org/drawingml/2006/wordprocessingDrawing" distT="0" distB="0" distL="0" distR="0">
+                <wp:extent cx="3562350" cy="1514475"/>
+                <wp:effectExtent l="0" t="0" r="0" b="0"/>
+                <wp:docPr id="3" name=""/>
+                <wp:cNvGraphicFramePr>
+                  <a:graphicFrameLocks xmlns:a="http://schemas.openxmlformats.org/drawingml/2006/main" noChangeAspect="1"/>
+                </wp:cNvGraphicFramePr>
+                <a:graphic xmlns:a="http://schemas.openxmlformats.org/drawingml/2006/main">
+                  <a:graphicData uri="http://schemas.openxmlformats.org/drawingml/2006/picture">
+                    <pic:pic xmlns:pic="http://schemas.openxmlformats.org/drawingml/2006/picture">
+                      <pic:nvPicPr>
+                        <pic:cNvPr id="2099772193" name=""/>
+                        <pic:cNvPicPr>
+                          <a:picLocks noChangeAspect="1"/>
+                        </pic:cNvPicPr>
+                        <pic:nvPr/>
+                      </pic:nvPicPr>
+                      <pic:blipFill>
+                        <a:blip r:embed="rId11"/>
+                        <a:stretch/>
+                      </pic:blipFill>
+                      <pic:spPr bwMode="auto">
+                        <a:xfrm>
+                          <a:off x="0" y="0"/>
+                          <a:ext cx="3562349" cy="1514475"/>
+                        </a:xfrm>
+                        <a:prstGeom prst="rect">
+                          <a:avLst/>
+                        </a:prstGeom>
+                      </pic:spPr>
+                    </pic:pic>
+                  </a:graphicData>
+                </a:graphic>
+              </wp:inline>
+            </w:drawing>
+          </mc:Choice>
+          <mc:Fallback>
+            <w:pict>
+              <v:shapetype id="_x0000_t75" coordsize="21600,21600" o:spt="75" o:preferrelative="t" path="m@4@5l@4@11@9@11@9@5xe" filled="f" stroked="f">
+                <v:stroke joinstyle="miter"/>
+                <v:formulas>
+                  <v:f eqn="if lineDrawn pixelLineWidth 0"/>
+                  <v:f eqn="sum @0 1 0"/>
+                  <v:f eqn="sum 0 0 @1"/>
+                  <v:f eqn="prod @2 1 2"/>
+                  <v:f eqn="prod @3 21600 pixelWidth"/>
+                  <v:f eqn="prod @3 21600 pixelHeight"/>
+                  <v:f eqn="sum @0 0 1"/>
+                  <v:f eqn="prod @6 1 2"/>
+                  <v:f eqn="prod @7 21600 pixelWidth"/>
+                  <v:f eqn="sum @8 21600 0"/>
+                  <v:f eqn="prod @7 21600 pixelHeight"/>
+                  <v:f eqn="sum @10 21600 0"/>
+                </v:formulas>
+                <v:path o:extrusionok="f" gradientshapeok="t" o:connecttype="rect"/>
+                <o:lock v:ext="edit" aspectratio="t"/>
+              </v:shapetype>
+              <v:shape id="_x0000_i2" o:spid="_x0000_s2" type="#_x0000_t75" style="width:280.50pt;height:119.25pt;mso-wrap-distance-left:0.00pt;mso-wrap-distance-top:0.00pt;mso-wrap-distance-right:0.00pt;mso-wrap-distance-bottom:0.00pt;z-index:1;" stroked="false">
+                <v:imagedata r:id="rId11" o:title=""/>
+                <o:lock v:ext="edit" rotation="t"/>
+              </v:shape>
+            </w:pict>
+          </mc:Fallback>
+        </mc:AlternateContent>
+      </w:r>
+      <w:r>
+        <w:rPr>
+          <w:rFonts w:ascii="Times New Roman" w:hAnsi="Times New Roman" w:cs="Times New Roman"/>
+          <w:sz w:val="28"/>
+          <w:szCs w:val="28"/>
+          <w:highlight w:val="none"/>
+          <w:lang w:val="ru-RU"/>
+        </w:rPr>
+      </w:r>
+      <w:r>
+        <w:rPr>
+          <w:rFonts w:ascii="Times New Roman" w:hAnsi="Times New Roman" w:cs="Times New Roman"/>
+          <w:sz w:val="28"/>
+          <w:szCs w:val="28"/>
+          <w:highlight w:val="none"/>
+          <w:lang w:val="ru-RU"/>
+        </w:rPr>
+      </w:r>
+      <w:r>
+        <w:rPr>
+          <w:rFonts w:ascii="Times New Roman" w:hAnsi="Times New Roman" w:cs="Times New Roman"/>
+          <w:sz w:val="28"/>
+          <w:szCs w:val="28"/>
+          <w:highlight w:val="none"/>
+          <w:lang w:eastAsia="ru-RU" w:bidi="hi-IN"/>
+        </w:rPr>
+      </w:r>
+    </w:p>
+    <w:p>
+      <w:pPr>
+        <w:pBdr/>
+        <w:spacing/>
+        <w:ind/>
+        <w:jc w:val="center"/>
+        <w:rPr>
+          <w:rFonts w:ascii="Times New Roman" w:hAnsi="Times New Roman" w:cs="Times New Roman"/>
+          <w:sz w:val="28"/>
+          <w:szCs w:val="28"/>
+          <w:highlight w:val="none"/>
+          <w:lang w:eastAsia="ru-RU" w:bidi="hi-IN"/>
+        </w:rPr>
+      </w:pPr>
+      <w:r>
+        <w:rPr>
+          <w:rFonts w:ascii="Times New Roman" w:hAnsi="Times New Roman" w:cs="Times New Roman"/>
+          <w:sz w:val="28"/>
+          <w:szCs w:val="28"/>
+          <w:highlight w:val="none"/>
+          <w:lang w:val="ru-RU"/>
+        </w:rPr>
+        <w:t xml:space="preserve">Рисунок 2 – Ошибка сохранения массива</w:t>
+      </w:r>
+      <w:r>
+        <w:rPr>
+          <w:rFonts w:ascii="Times New Roman" w:hAnsi="Times New Roman" w:cs="Times New Roman"/>
+          <w:sz w:val="28"/>
+          <w:szCs w:val="28"/>
+          <w:highlight w:val="none"/>
+          <w:lang w:val="ru-RU"/>
+        </w:rPr>
+      </w:r>
+      <w:r>
+        <w:rPr>
+          <w:rFonts w:ascii="Times New Roman" w:hAnsi="Times New Roman" w:cs="Times New Roman"/>
+          <w:sz w:val="28"/>
+          <w:szCs w:val="28"/>
+          <w:highlight w:val="none"/>
+          <w:lang w:val="ru-RU"/>
+        </w:rPr>
+      </w:r>
+    </w:p>
+    <w:p>
+      <w:pPr>
+        <w:pBdr/>
+        <w:spacing/>
+        <w:ind w:firstLine="0"/>
+        <w:jc w:val="center"/>
+        <w:rPr>
+          <w:rFonts w:ascii="Times New Roman" w:hAnsi="Times New Roman" w:cs="Times New Roman"/>
+          <w:sz w:val="28"/>
+          <w:szCs w:val="28"/>
+          <w:highlight w:val="none"/>
+          <w:lang w:eastAsia="ru-RU" w:bidi="hi-IN"/>
+        </w:rPr>
       </w:pPr>
       <w:r>
         <w:rPr>
           <w:highlight w:val="none"/>
+        </w:rPr>
+      </w:r>
+      <w:r>
+        <w:rPr>
+          <w:rFonts w:ascii="Times New Roman" w:hAnsi="Times New Roman" w:cs="Times New Roman"/>
+          <w:sz w:val="28"/>
+          <w:szCs w:val="28"/>
+          <w:highlight w:val="none"/>
+          <w:lang w:eastAsia="ru-RU" w:bidi="hi-IN"/>
+        </w:rPr>
+      </w:r>
+      <w:r>
+        <mc:AlternateContent>
+          <mc:Choice Requires="wpg">
+            <w:drawing>
+              <wp:inline xmlns:wp="http://schemas.openxmlformats.org/drawingml/2006/wordprocessingDrawing" distT="0" distB="0" distL="0" distR="0">
+                <wp:extent cx="3638550" cy="1571625"/>
+                <wp:effectExtent l="0" t="0" r="0" b="0"/>
+                <wp:docPr id="4" name=""/>
+                <wp:cNvGraphicFramePr>
+                  <a:graphicFrameLocks xmlns:a="http://schemas.openxmlformats.org/drawingml/2006/main" noChangeAspect="1"/>
+                </wp:cNvGraphicFramePr>
+                <a:graphic xmlns:a="http://schemas.openxmlformats.org/drawingml/2006/main">
+                  <a:graphicData uri="http://schemas.openxmlformats.org/drawingml/2006/picture">
+                    <pic:pic xmlns:pic="http://schemas.openxmlformats.org/drawingml/2006/picture">
+                      <pic:nvPicPr>
+                        <pic:cNvPr id="372022326" name=""/>
+                        <pic:cNvPicPr>
+                          <a:picLocks noChangeAspect="1"/>
+                        </pic:cNvPicPr>
+                        <pic:nvPr/>
+                      </pic:nvPicPr>
+                      <pic:blipFill>
+                        <a:blip r:embed="rId12"/>
+                        <a:stretch/>
+                      </pic:blipFill>
+                      <pic:spPr bwMode="auto">
+                        <a:xfrm>
+                          <a:off x="0" y="0"/>
+                          <a:ext cx="3638549" cy="1571625"/>
+                        </a:xfrm>
+                        <a:prstGeom prst="rect">
+                          <a:avLst/>
+                        </a:prstGeom>
+                      </pic:spPr>
+                    </pic:pic>
+                  </a:graphicData>
+                </a:graphic>
+              </wp:inline>
+            </w:drawing>
+          </mc:Choice>
+          <mc:Fallback>
+            <w:pict>
+              <v:shapetype id="_x0000_t75" coordsize="21600,21600" o:spt="75" o:preferrelative="t" path="m@4@5l@4@11@9@11@9@5xe" filled="f" stroked="f">
+                <v:stroke joinstyle="miter"/>
+                <v:formulas>
+                  <v:f eqn="if lineDrawn pixelLineWidth 0"/>
+                  <v:f eqn="sum @0 1 0"/>
+                  <v:f eqn="sum 0 0 @1"/>
+                  <v:f eqn="prod @2 1 2"/>
+                  <v:f eqn="prod @3 21600 pixelWidth"/>
+                  <v:f eqn="prod @3 21600 pixelHeight"/>
+                  <v:f eqn="sum @0 0 1"/>
+                  <v:f eqn="prod @6 1 2"/>
+                  <v:f eqn="prod @7 21600 pixelWidth"/>
+                  <v:f eqn="sum @8 21600 0"/>
+                  <v:f eqn="prod @7 21600 pixelHeight"/>
+                  <v:f eqn="sum @10 21600 0"/>
+                </v:formulas>
+                <v:path o:extrusionok="f" gradientshapeok="t" o:connecttype="rect"/>
+                <o:lock v:ext="edit" aspectratio="t"/>
+              </v:shapetype>
+              <v:shape id="_x0000_i3" o:spid="_x0000_s3" type="#_x0000_t75" style="width:286.50pt;height:123.75pt;mso-wrap-distance-left:0.00pt;mso-wrap-distance-top:0.00pt;mso-wrap-distance-right:0.00pt;mso-wrap-distance-bottom:0.00pt;z-index:1;" stroked="false">
+                <v:imagedata r:id="rId12" o:title=""/>
+                <o:lock v:ext="edit" rotation="t"/>
+              </v:shape>
+            </w:pict>
+          </mc:Fallback>
+        </mc:AlternateContent>
+      </w:r>
+      <w:r>
+        <w:rPr>
+          <w:rFonts w:ascii="Times New Roman" w:hAnsi="Times New Roman" w:cs="Times New Roman"/>
+          <w:sz w:val="28"/>
+          <w:szCs w:val="28"/>
+          <w:highlight w:val="none"/>
+          <w:lang w:eastAsia="ru-RU" w:bidi="hi-IN"/>
+        </w:rPr>
+      </w:r>
+      <w:r>
+        <w:rPr>
+          <w:rFonts w:ascii="Times New Roman" w:hAnsi="Times New Roman" w:cs="Times New Roman"/>
+          <w:sz w:val="28"/>
+          <w:szCs w:val="28"/>
+          <w:highlight w:val="none"/>
+          <w:lang w:eastAsia="ru-RU" w:bidi="hi-IN"/>
+        </w:rPr>
+      </w:r>
+    </w:p>
+    <w:p>
+      <w:pPr>
+        <w:pBdr/>
+        <w:spacing/>
+        <w:ind/>
+        <w:jc w:val="center"/>
+        <w:rPr>
+          <w:rFonts w:ascii="Times New Roman" w:hAnsi="Times New Roman" w:cs="Times New Roman"/>
+          <w:sz w:val="28"/>
+          <w:szCs w:val="28"/>
+          <w:highlight w:val="none"/>
+          <w:lang w:eastAsia="ru-RU" w:bidi="hi-IN"/>
+        </w:rPr>
+      </w:pPr>
+      <w:r>
+        <w:rPr>
+          <w:rFonts w:ascii="Times New Roman" w:hAnsi="Times New Roman" w:cs="Times New Roman"/>
+          <w:sz w:val="28"/>
+          <w:szCs w:val="28"/>
+          <w:highlight w:val="none"/>
+          <w:lang w:val="ru-RU"/>
+        </w:rPr>
+        <w:t xml:space="preserve">Рисунок 3 – Ошибка регистрации</w:t>
+      </w:r>
+      <w:r>
+        <w:rPr>
+          <w:rFonts w:ascii="Times New Roman" w:hAnsi="Times New Roman" w:cs="Times New Roman"/>
+          <w:sz w:val="28"/>
+          <w:szCs w:val="28"/>
+          <w:highlight w:val="none"/>
+          <w:lang w:eastAsia="ru-RU" w:bidi="hi-IN"/>
+        </w:rPr>
+      </w:r>
+      <w:r>
+        <w:rPr>
+          <w:rFonts w:ascii="Times New Roman" w:hAnsi="Times New Roman" w:cs="Times New Roman"/>
+          <w:sz w:val="28"/>
+          <w:szCs w:val="28"/>
+          <w:highlight w:val="none"/>
+          <w:lang w:eastAsia="ru-RU" w:bidi="hi-IN"/>
+        </w:rPr>
+      </w:r>
+      <w:r>
+        <w:rPr>
+          <w:rFonts w:ascii="Times New Roman" w:hAnsi="Times New Roman" w:cs="Times New Roman"/>
+          <w:sz w:val="28"/>
+          <w:szCs w:val="28"/>
+          <w:highlight w:val="none"/>
+          <w:lang w:eastAsia="ru-RU" w:bidi="hi-IN"/>
         </w:rPr>
       </w:r>
       <w:r>
@@ -4068,6 +4803,168 @@
     </w:p>
     <w:p>
       <w:pPr>
+        <w:pBdr/>
+        <w:spacing/>
+        <w:ind w:firstLine="0"/>
+        <w:jc w:val="center"/>
+        <w:rPr>
+          <w:highlight w:val="none"/>
+        </w:rPr>
+      </w:pPr>
+      <w:r>
+        <w:rPr>
+          <w:rFonts w:ascii="Times New Roman" w:hAnsi="Times New Roman" w:cs="Times New Roman"/>
+          <w:sz w:val="28"/>
+          <w:szCs w:val="28"/>
+          <w:highlight w:val="none"/>
+          <w:lang w:eastAsia="ru-RU" w:bidi="hi-IN"/>
+        </w:rPr>
+      </w:r>
+      <w:r>
+        <mc:AlternateContent>
+          <mc:Choice Requires="wpg">
+            <w:drawing>
+              <wp:inline xmlns:wp="http://schemas.openxmlformats.org/drawingml/2006/wordprocessingDrawing" distT="0" distB="0" distL="0" distR="0">
+                <wp:extent cx="2952750" cy="1457325"/>
+                <wp:effectExtent l="0" t="0" r="0" b="0"/>
+                <wp:docPr id="5" name=""/>
+                <wp:cNvGraphicFramePr>
+                  <a:graphicFrameLocks xmlns:a="http://schemas.openxmlformats.org/drawingml/2006/main" noChangeAspect="1"/>
+                </wp:cNvGraphicFramePr>
+                <a:graphic xmlns:a="http://schemas.openxmlformats.org/drawingml/2006/main">
+                  <a:graphicData uri="http://schemas.openxmlformats.org/drawingml/2006/picture">
+                    <pic:pic xmlns:pic="http://schemas.openxmlformats.org/drawingml/2006/picture">
+                      <pic:nvPicPr>
+                        <pic:cNvPr id="1093245046" name=""/>
+                        <pic:cNvPicPr>
+                          <a:picLocks noChangeAspect="1"/>
+                        </pic:cNvPicPr>
+                        <pic:nvPr/>
+                      </pic:nvPicPr>
+                      <pic:blipFill>
+                        <a:blip r:embed="rId13"/>
+                        <a:stretch/>
+                      </pic:blipFill>
+                      <pic:spPr bwMode="auto">
+                        <a:xfrm>
+                          <a:off x="0" y="0"/>
+                          <a:ext cx="2952749" cy="1457325"/>
+                        </a:xfrm>
+                        <a:prstGeom prst="rect">
+                          <a:avLst/>
+                        </a:prstGeom>
+                      </pic:spPr>
+                    </pic:pic>
+                  </a:graphicData>
+                </a:graphic>
+              </wp:inline>
+            </w:drawing>
+          </mc:Choice>
+          <mc:Fallback>
+            <w:pict>
+              <v:shapetype id="_x0000_t75" coordsize="21600,21600" o:spt="75" o:preferrelative="t" path="m@4@5l@4@11@9@11@9@5xe" filled="f" stroked="f">
+                <v:stroke joinstyle="miter"/>
+                <v:formulas>
+                  <v:f eqn="if lineDrawn pixelLineWidth 0"/>
+                  <v:f eqn="sum @0 1 0"/>
+                  <v:f eqn="sum 0 0 @1"/>
+                  <v:f eqn="prod @2 1 2"/>
+                  <v:f eqn="prod @3 21600 pixelWidth"/>
+                  <v:f eqn="prod @3 21600 pixelHeight"/>
+                  <v:f eqn="sum @0 0 1"/>
+                  <v:f eqn="prod @6 1 2"/>
+                  <v:f eqn="prod @7 21600 pixelWidth"/>
+                  <v:f eqn="sum @8 21600 0"/>
+                  <v:f eqn="prod @7 21600 pixelHeight"/>
+                  <v:f eqn="sum @10 21600 0"/>
+                </v:formulas>
+                <v:path o:extrusionok="f" gradientshapeok="t" o:connecttype="rect"/>
+                <o:lock v:ext="edit" aspectratio="t"/>
+              </v:shapetype>
+              <v:shape id="_x0000_i4" o:spid="_x0000_s4" type="#_x0000_t75" style="width:232.50pt;height:114.75pt;mso-wrap-distance-left:0.00pt;mso-wrap-distance-top:0.00pt;mso-wrap-distance-right:0.00pt;mso-wrap-distance-bottom:0.00pt;z-index:1;" stroked="false">
+                <v:imagedata r:id="rId13" o:title=""/>
+                <o:lock v:ext="edit" rotation="t"/>
+              </v:shape>
+            </w:pict>
+          </mc:Fallback>
+        </mc:AlternateContent>
+      </w:r>
+      <w:r>
+        <w:rPr>
+          <w:rFonts w:ascii="Times New Roman" w:hAnsi="Times New Roman" w:cs="Times New Roman"/>
+          <w:sz w:val="28"/>
+          <w:szCs w:val="28"/>
+          <w:highlight w:val="none"/>
+          <w:lang w:eastAsia="ru-RU" w:bidi="hi-IN"/>
+        </w:rPr>
+      </w:r>
+    </w:p>
+    <w:p>
+      <w:pPr>
+        <w:pBdr/>
+        <w:spacing/>
+        <w:ind/>
+        <w:jc w:val="center"/>
+        <w:rPr>
+          <w:rFonts w:ascii="Times New Roman" w:hAnsi="Times New Roman" w:cs="Times New Roman"/>
+          <w:sz w:val="28"/>
+          <w:szCs w:val="28"/>
+          <w:highlight w:val="none"/>
+          <w:lang w:eastAsia="ru-RU" w:bidi="hi-IN"/>
+        </w:rPr>
+      </w:pPr>
+      <w:r>
+        <w:rPr>
+          <w:rFonts w:ascii="Times New Roman" w:hAnsi="Times New Roman" w:cs="Times New Roman"/>
+          <w:sz w:val="28"/>
+          <w:szCs w:val="28"/>
+          <w:highlight w:val="none"/>
+          <w:lang w:val="ru-RU"/>
+        </w:rPr>
+        <w:t xml:space="preserve">Рисунок 4 – Сообщение о сохранении массива</w:t>
+      </w:r>
+      <w:r>
+        <w:rPr>
+          <w:rFonts w:ascii="Times New Roman" w:hAnsi="Times New Roman" w:cs="Times New Roman"/>
+          <w:sz w:val="28"/>
+          <w:szCs w:val="28"/>
+          <w:highlight w:val="none"/>
+          <w:lang w:eastAsia="ru-RU" w:bidi="hi-IN"/>
+        </w:rPr>
+      </w:r>
+    </w:p>
+    <w:p>
+      <w:pPr>
+        <w:pBdr/>
+        <w:spacing/>
+        <w:ind w:firstLine="0"/>
+        <w:jc w:val="center"/>
+        <w:rPr>
+          <w:rFonts w:ascii="Times New Roman" w:hAnsi="Times New Roman" w:cs="Times New Roman"/>
+          <w:sz w:val="28"/>
+          <w:szCs w:val="28"/>
+          <w:highlight w:val="none"/>
+          <w:lang w:eastAsia="ru-RU" w:bidi="hi-IN"/>
+        </w:rPr>
+      </w:pPr>
+      <w:r>
+        <w:rPr>
+          <w:highlight w:val="none"/>
+        </w:rPr>
+      </w:r>
+      <w:r>
+        <w:rPr>
+          <w:highlight w:val="none"/>
+        </w:rPr>
+      </w:r>
+      <w:r>
+        <w:rPr>
+          <w:highlight w:val="none"/>
+        </w:rPr>
+      </w:r>
+    </w:p>
+    <w:p>
+      <w:pPr>
         <w:pStyle w:val="743"/>
         <w:pBdr/>
         <w:spacing/>
@@ -4095,9 +4992,17 @@
         </w:rPr>
         <w:t xml:space="preserve">7 Выводы</w:t>
       </w:r>
-      <w:r/>
       <w:bookmarkEnd w:id="21"/>
-      <w:r/>
+      <w:r>
+        <w:rPr>
+          <w:rFonts w:ascii="Times New Roman" w:hAnsi="Times New Roman" w:cs="Times New Roman"/>
+          <w:b/>
+          <w:bCs/>
+          <w:sz w:val="28"/>
+          <w:szCs w:val="28"/>
+          <w:lang w:val="ru-RU" w:bidi="hi-IN"/>
+        </w:rPr>
+      </w:r>
       <w:r>
         <w:rPr>
           <w:rFonts w:ascii="Times New Roman" w:hAnsi="Times New Roman" w:cs="Times New Roman"/>
@@ -4116,9 +5021,9 @@
         <w:ind w:firstLine="709"/>
         <w:jc w:val="both"/>
         <w:rPr>
-          <w:sz w:val="24"/>
-          <w:szCs w:val="24"/>
-          <w:lang w:eastAsia="ru-RU" w:bidi="hi-IN"/>
+          <w:rFonts w:ascii="Times New Roman" w:hAnsi="Times New Roman" w:eastAsia="Times New Roman" w:cs="Times New Roman"/>
+          <w:sz w:val="28"/>
+          <w:szCs w:val="28"/>
         </w:rPr>
       </w:pPr>
       <w:r>
@@ -4135,24 +5040,7 @@
           <w:sz w:val="28"/>
           <w:szCs w:val="28"/>
         </w:rPr>
-        <w:t xml:space="preserve">№ 2</w:t>
-      </w:r>
-      <w:r>
-        <w:rPr>
-          <w:rFonts w:ascii="Times New Roman" w:hAnsi="Times New Roman" w:eastAsia="Times New Roman" w:cs="Times New Roman"/>
-          <w:sz w:val="28"/>
-          <w:szCs w:val="28"/>
-        </w:rPr>
-        <w:t xml:space="preserve"> разработано консольное приложение для сортировки целых чисел алгоритмом Гномьей сортировки</w:t>
-      </w:r>
-      <w:r>
-        <w:rPr>
-          <w:rFonts w:ascii="Times New Roman" w:hAnsi="Times New Roman" w:eastAsia="Times New Roman" w:cs="Times New Roman"/>
-          <w:sz w:val="28"/>
-          <w:szCs w:val="28"/>
-          <w:lang w:val="en-US"/>
-        </w:rPr>
-        <w:t xml:space="preserve">;</w:t>
+        <w:t xml:space="preserve">№ 3</w:t>
       </w:r>
       <w:r>
         <w:rPr>
@@ -4168,7 +5056,7 @@
           <w:sz w:val="28"/>
           <w:szCs w:val="28"/>
         </w:rPr>
-        <w:t xml:space="preserve">рассчитана лучшая и худшая</w:t>
+        <w:t xml:space="preserve">разработана программа для работы с массивами, </w:t>
       </w:r>
       <w:r>
         <w:rPr>
@@ -4176,7 +5064,7 @@
           <w:sz w:val="28"/>
           <w:szCs w:val="28"/>
         </w:rPr>
-        <w:t xml:space="preserve"> временная</w:t>
+        <w:t xml:space="preserve">для нее разработан графический пользовательский интерфейс и база данных</w:t>
       </w:r>
       <w:r>
         <w:rPr>
@@ -4184,22 +5072,34 @@
           <w:sz w:val="28"/>
           <w:szCs w:val="28"/>
         </w:rPr>
-        <w:t xml:space="preserve"> сложность алгоритма</w:t>
+        <w:t xml:space="preserve">.</w:t>
       </w:r>
+      <w:r/>
       <w:r>
         <w:rPr>
-          <w:rFonts w:ascii="Times New Roman" w:hAnsi="Times New Roman" w:cs="Times New Roman"/>
+          <w:rFonts w:ascii="Times New Roman" w:hAnsi="Times New Roman" w:eastAsia="Times New Roman" w:cs="Times New Roman"/>
           <w:sz w:val="28"/>
           <w:szCs w:val="28"/>
-          <w:lang w:eastAsia="ru-RU" w:bidi="hi-IN"/>
         </w:rPr>
-        <w:t xml:space="preserve">.</w:t>
       </w:r>
-      <w:r>
+    </w:p>
+    <w:p>
+      <w:pPr>
+        <w:pBdr/>
+        <w:spacing/>
+        <w:ind w:firstLine="709"/>
+        <w:jc w:val="both"/>
         <w:rPr>
           <w:sz w:val="24"/>
           <w:szCs w:val="24"/>
           <w:lang w:eastAsia="ru-RU" w:bidi="hi-IN"/>
+        </w:rPr>
+      </w:pPr>
+      <w:r>
+        <w:rPr>
+          <w:rFonts w:ascii="Times New Roman" w:hAnsi="Times New Roman" w:eastAsia="Times New Roman" w:cs="Times New Roman"/>
+          <w:sz w:val="28"/>
+          <w:szCs w:val="28"/>
         </w:rPr>
       </w:r>
       <w:r>
@@ -4209,6 +5109,7 @@
           <w:lang w:eastAsia="ru-RU" w:bidi="hi-IN"/>
         </w:rPr>
       </w:r>
+      <w:r/>
     </w:p>
     <w:p>
       <w:pPr>

--- a/Отчет.docx
+++ b/Отчет.docx
@@ -1674,7 +1674,6 @@
           <w:rFonts w:ascii="Times New Roman" w:hAnsi="Times New Roman" w:cs="Times New Roman"/>
           <w:b/>
           <w:bCs/>
-          <w:lang w:val="ru-RU" w:bidi="hi-IN"/>
         </w:rPr>
       </w:r>
       <w:r>
@@ -1752,7 +1751,6 @@
           <w:rFonts w:ascii="Times New Roman" w:hAnsi="Times New Roman" w:cs="Times New Roman"/>
           <w:b/>
           <w:bCs/>
-          <w:lang w:val="ru-RU" w:bidi="hi-IN"/>
         </w:rPr>
       </w:r>
       <w:r>
@@ -1830,7 +1828,6 @@
           <w:rFonts w:ascii="Times New Roman" w:hAnsi="Times New Roman" w:cs="Times New Roman"/>
           <w:b/>
           <w:bCs/>
-          <w:lang w:val="ru-RU" w:bidi="hi-IN"/>
         </w:rPr>
       </w:r>
       <w:r>
@@ -1908,7 +1905,6 @@
           <w:rFonts w:ascii="Times New Roman" w:hAnsi="Times New Roman" w:cs="Times New Roman"/>
           <w:b/>
           <w:bCs/>
-          <w:lang w:val="ru-RU" w:bidi="hi-IN"/>
         </w:rPr>
       </w:r>
       <w:r>
@@ -1986,7 +1982,6 @@
           <w:rFonts w:ascii="Times New Roman" w:hAnsi="Times New Roman" w:cs="Times New Roman"/>
           <w:b/>
           <w:bCs/>
-          <w:lang w:val="ru-RU" w:bidi="hi-IN"/>
         </w:rPr>
       </w:r>
       <w:r>
@@ -2066,7 +2061,6 @@
           <w:b/>
           <w:bCs/>
           <w:highlight w:val="none"/>
-          <w:lang w:val="ru-RU" w:bidi="hi-IN"/>
         </w:rPr>
       </w:r>
       <w:r>
@@ -2135,7 +2129,6 @@
           <w:rFonts w:ascii="Times New Roman" w:hAnsi="Times New Roman" w:cs="Times New Roman"/>
           <w:b/>
           <w:bCs/>
-          <w:lang w:val="ru-RU" w:bidi="hi-IN"/>
         </w:rPr>
       </w:r>
       <w:r>
@@ -2177,6 +2170,12 @@
           <w:lang w:bidi="hi-IN"/>
         </w:rPr>
         <w:fldChar w:fldCharType="end"/>
+      </w:r>
+      <w:r>
+        <w:rPr>
+          <w:b w:val="0"/>
+          <w:bCs w:val="0"/>
+        </w:rPr>
       </w:r>
       <w:r>
         <w:rPr>
@@ -2300,7 +2299,6 @@
       </w:r>
       <w:r>
         <w:rPr>
-          <w:rFonts w:ascii="Times New Roman" w:hAnsi="Times New Roman" w:eastAsia="Times New Roman" w:cs="Times New Roman"/>
           <w:sz w:val="28"/>
           <w:szCs w:val="28"/>
         </w:rPr>
@@ -2379,6 +2377,7 @@
         <w:pBdr/>
         <w:spacing/>
         <w:ind/>
+        <w:jc w:val="both"/>
         <w:rPr>
           <w:b w:val="0"/>
           <w:bCs w:val="0"/>
@@ -2486,7 +2485,7 @@
         <w:pBdr/>
         <w:spacing/>
         <w:ind/>
-        <w:jc w:val="left"/>
+        <w:jc w:val="both"/>
         <w:rPr>
           <w:rFonts w:ascii="Times New Roman" w:hAnsi="Times New Roman" w:eastAsia="Times New Roman" w:cs="Times New Roman"/>
           <w:sz w:val="28"/>
@@ -2572,10 +2571,11 @@
       </w:r>
       <w:r>
         <w:rPr>
-          <w:rFonts w:ascii="Times New Roman" w:hAnsi="Times New Roman" w:cs="Times New Roman"/>
+          <w:rFonts w:ascii="Times New Roman" w:hAnsi="Times New Roman" w:eastAsia="Times New Roman" w:cs="Times New Roman"/>
           <w:sz w:val="28"/>
           <w:szCs w:val="28"/>
           <w:highlight w:val="none"/>
+          <w:lang w:val="en-US"/>
         </w:rPr>
       </w:r>
       <w:r>
@@ -2593,7 +2593,7 @@
         <w:pBdr/>
         <w:spacing/>
         <w:ind/>
-        <w:jc w:val="left"/>
+        <w:jc w:val="both"/>
         <w:rPr>
           <w:rFonts w:ascii="Times New Roman" w:hAnsi="Times New Roman" w:eastAsia="Times New Roman" w:cs="Times New Roman"/>
           <w:sz w:val="28"/>
@@ -2644,10 +2644,11 @@
       </w:r>
       <w:r>
         <w:rPr>
-          <w:rFonts w:ascii="Times New Roman" w:hAnsi="Times New Roman" w:cs="Times New Roman"/>
+          <w:rFonts w:ascii="Times New Roman" w:hAnsi="Times New Roman" w:eastAsia="Times New Roman" w:cs="Times New Roman"/>
           <w:sz w:val="28"/>
           <w:szCs w:val="28"/>
           <w:highlight w:val="none"/>
+          <w:lang w:val="ru-RU"/>
         </w:rPr>
       </w:r>
       <w:r>
@@ -2665,7 +2666,7 @@
         <w:pBdr/>
         <w:spacing/>
         <w:ind/>
-        <w:jc w:val="left"/>
+        <w:jc w:val="both"/>
         <w:rPr>
           <w:rFonts w:ascii="Times New Roman" w:hAnsi="Times New Roman" w:eastAsia="Times New Roman" w:cs="Times New Roman"/>
           <w:sz w:val="28"/>
@@ -2716,10 +2717,11 @@
       </w:r>
       <w:r>
         <w:rPr>
-          <w:rFonts w:ascii="Times New Roman" w:hAnsi="Times New Roman" w:cs="Times New Roman"/>
+          <w:rFonts w:ascii="Times New Roman" w:hAnsi="Times New Roman" w:eastAsia="Times New Roman" w:cs="Times New Roman"/>
           <w:sz w:val="28"/>
           <w:szCs w:val="28"/>
           <w:highlight w:val="none"/>
+          <w:lang w:val="ru-RU"/>
         </w:rPr>
       </w:r>
       <w:r>
@@ -2737,7 +2739,7 @@
         <w:pBdr/>
         <w:spacing/>
         <w:ind/>
-        <w:jc w:val="left"/>
+        <w:jc w:val="both"/>
         <w:rPr>
           <w:rFonts w:ascii="Times New Roman" w:hAnsi="Times New Roman" w:eastAsia="Times New Roman" w:cs="Times New Roman"/>
           <w:sz w:val="28"/>
@@ -2779,10 +2781,11 @@
       </w:r>
       <w:r>
         <w:rPr>
-          <w:rFonts w:ascii="Times New Roman" w:hAnsi="Times New Roman" w:cs="Times New Roman"/>
+          <w:rFonts w:ascii="Times New Roman" w:hAnsi="Times New Roman" w:eastAsia="Times New Roman" w:cs="Times New Roman"/>
           <w:sz w:val="28"/>
           <w:szCs w:val="28"/>
           <w:highlight w:val="none"/>
+          <w:lang w:val="en-US"/>
         </w:rPr>
       </w:r>
       <w:r>
@@ -2800,7 +2803,7 @@
         <w:pBdr/>
         <w:spacing/>
         <w:ind/>
-        <w:jc w:val="left"/>
+        <w:jc w:val="both"/>
         <w:rPr>
           <w:rFonts w:ascii="Times New Roman" w:hAnsi="Times New Roman" w:eastAsia="Times New Roman" w:cs="Times New Roman"/>
           <w:sz w:val="28"/>
@@ -2851,10 +2854,11 @@
       </w:r>
       <w:r>
         <w:rPr>
-          <w:rFonts w:ascii="Times New Roman" w:hAnsi="Times New Roman" w:cs="Times New Roman"/>
+          <w:rFonts w:ascii="Times New Roman" w:hAnsi="Times New Roman" w:eastAsia="Times New Roman" w:cs="Times New Roman"/>
           <w:sz w:val="28"/>
           <w:szCs w:val="28"/>
           <w:highlight w:val="none"/>
+          <w:lang w:val="ru-RU"/>
         </w:rPr>
       </w:r>
       <w:r>
@@ -2872,7 +2876,7 @@
         <w:pBdr/>
         <w:spacing/>
         <w:ind/>
-        <w:jc w:val="left"/>
+        <w:jc w:val="both"/>
         <w:rPr>
           <w:rFonts w:ascii="Times New Roman" w:hAnsi="Times New Roman" w:eastAsia="Times New Roman" w:cs="Times New Roman"/>
           <w:sz w:val="28"/>
@@ -2914,10 +2918,11 @@
       </w:r>
       <w:r>
         <w:rPr>
-          <w:rFonts w:ascii="Times New Roman" w:hAnsi="Times New Roman" w:cs="Times New Roman"/>
+          <w:rFonts w:ascii="Times New Roman" w:hAnsi="Times New Roman" w:eastAsia="Times New Roman" w:cs="Times New Roman"/>
           <w:sz w:val="28"/>
           <w:szCs w:val="28"/>
           <w:highlight w:val="none"/>
+          <w:lang w:val="ru-RU"/>
         </w:rPr>
       </w:r>
       <w:r>
@@ -2935,7 +2940,7 @@
         <w:pBdr/>
         <w:spacing/>
         <w:ind w:firstLine="708"/>
-        <w:jc w:val="left"/>
+        <w:jc w:val="both"/>
         <w:rPr>
           <w:rFonts w:ascii="Times New Roman" w:hAnsi="Times New Roman" w:eastAsia="Times New Roman" w:cs="Times New Roman"/>
           <w:sz w:val="28"/>
@@ -2976,10 +2981,11 @@
       </w:r>
       <w:r>
         <w:rPr>
-          <w:rFonts w:ascii="Times New Roman" w:hAnsi="Times New Roman" w:cs="Times New Roman"/>
+          <w:rFonts w:ascii="Times New Roman" w:hAnsi="Times New Roman" w:eastAsia="Times New Roman" w:cs="Times New Roman"/>
           <w:sz w:val="28"/>
           <w:szCs w:val="28"/>
           <w:highlight w:val="none"/>
+          <w:lang w:val="ru-RU"/>
         </w:rPr>
       </w:r>
       <w:r>
@@ -2997,7 +3003,7 @@
         <w:pBdr/>
         <w:spacing/>
         <w:ind w:firstLine="708"/>
-        <w:jc w:val="left"/>
+        <w:jc w:val="both"/>
         <w:rPr>
           <w:rFonts w:ascii="Times New Roman" w:hAnsi="Times New Roman" w:eastAsia="Times New Roman" w:cs="Times New Roman"/>
           <w:sz w:val="28"/>
@@ -3067,10 +3073,11 @@
       </w:r>
       <w:r>
         <w:rPr>
-          <w:rFonts w:ascii="Times New Roman" w:hAnsi="Times New Roman" w:cs="Times New Roman"/>
+          <w:rFonts w:ascii="Times New Roman" w:hAnsi="Times New Roman" w:eastAsia="Times New Roman" w:cs="Times New Roman"/>
           <w:sz w:val="28"/>
           <w:szCs w:val="28"/>
           <w:highlight w:val="none"/>
+          <w:lang w:val="ru-RU"/>
         </w:rPr>
       </w:r>
       <w:r>
@@ -3088,7 +3095,7 @@
         <w:pBdr/>
         <w:spacing/>
         <w:ind w:firstLine="708"/>
-        <w:jc w:val="left"/>
+        <w:jc w:val="both"/>
         <w:rPr>
           <w:rFonts w:ascii="Times New Roman" w:hAnsi="Times New Roman" w:eastAsia="Times New Roman" w:cs="Times New Roman"/>
           <w:sz w:val="28"/>
@@ -3109,10 +3116,11 @@
       </w:r>
       <w:r>
         <w:rPr>
-          <w:rFonts w:ascii="Times New Roman" w:hAnsi="Times New Roman" w:cs="Times New Roman"/>
+          <w:rFonts w:ascii="Times New Roman" w:hAnsi="Times New Roman" w:eastAsia="Times New Roman" w:cs="Times New Roman"/>
           <w:sz w:val="28"/>
           <w:szCs w:val="28"/>
           <w:highlight w:val="none"/>
+          <w:lang w:val="ru-RU"/>
         </w:rPr>
       </w:r>
       <w:r>
@@ -3130,7 +3138,7 @@
         <w:pBdr/>
         <w:spacing/>
         <w:ind w:firstLine="708"/>
-        <w:jc w:val="left"/>
+        <w:jc w:val="both"/>
         <w:rPr>
           <w:rFonts w:ascii="Times New Roman" w:hAnsi="Times New Roman" w:eastAsia="Times New Roman" w:cs="Times New Roman"/>
           <w:sz w:val="28"/>
@@ -3151,10 +3159,11 @@
       </w:r>
       <w:r>
         <w:rPr>
-          <w:rFonts w:ascii="Times New Roman" w:hAnsi="Times New Roman" w:cs="Times New Roman"/>
+          <w:rFonts w:ascii="Times New Roman" w:hAnsi="Times New Roman" w:eastAsia="Times New Roman" w:cs="Times New Roman"/>
           <w:sz w:val="28"/>
           <w:szCs w:val="28"/>
           <w:highlight w:val="none"/>
+          <w:lang w:val="ru-RU"/>
         </w:rPr>
       </w:r>
       <w:r>
@@ -3172,7 +3181,7 @@
         <w:pBdr/>
         <w:spacing/>
         <w:ind w:firstLine="708"/>
-        <w:jc w:val="left"/>
+        <w:jc w:val="both"/>
         <w:rPr>
           <w:rFonts w:ascii="Times New Roman" w:hAnsi="Times New Roman" w:eastAsia="Times New Roman" w:cs="Times New Roman"/>
           <w:sz w:val="28"/>
@@ -3235,7 +3244,7 @@
         <w:pBdr/>
         <w:spacing/>
         <w:ind w:firstLine="708"/>
-        <w:jc w:val="left"/>
+        <w:jc w:val="both"/>
         <w:rPr>
           <w:rFonts w:ascii="Times New Roman" w:hAnsi="Times New Roman" w:eastAsia="Times New Roman" w:cs="Times New Roman"/>
           <w:sz w:val="28"/>
@@ -3280,7 +3289,7 @@
           <w:sz w:val="28"/>
           <w:szCs w:val="28"/>
           <w:highlight w:val="none"/>
-          <w:lang w:val="ru-RU"/>
+          <w:lang w:val="ru-RU" w:bidi="ru-RU"/>
         </w:rPr>
       </w:r>
       <w:r>
@@ -3298,7 +3307,7 @@
         <w:pBdr/>
         <w:spacing/>
         <w:ind w:firstLine="708"/>
-        <w:jc w:val="left"/>
+        <w:jc w:val="both"/>
         <w:rPr>
           <w:rFonts w:ascii="Times New Roman" w:hAnsi="Times New Roman" w:eastAsia="Times New Roman" w:cs="Times New Roman"/>
           <w:sz w:val="28"/>
@@ -3323,7 +3332,7 @@
           <w:sz w:val="28"/>
           <w:szCs w:val="28"/>
           <w:highlight w:val="none"/>
-          <w:lang w:val="ru-RU"/>
+          <w:lang w:val="ru-RU" w:bidi="ru-RU"/>
         </w:rPr>
       </w:r>
       <w:r>
@@ -3341,7 +3350,7 @@
         <w:pBdr/>
         <w:spacing/>
         <w:ind w:firstLine="708"/>
-        <w:jc w:val="left"/>
+        <w:jc w:val="both"/>
         <w:rPr>
           <w:rFonts w:ascii="Times New Roman" w:hAnsi="Times New Roman" w:eastAsia="Times New Roman" w:cs="Times New Roman"/>
           <w:sz w:val="28"/>
@@ -3386,7 +3395,7 @@
           <w:sz w:val="28"/>
           <w:szCs w:val="28"/>
           <w:highlight w:val="none"/>
-          <w:lang w:val="ru-RU"/>
+          <w:lang w:val="ru-RU" w:bidi="ru-RU"/>
         </w:rPr>
       </w:r>
       <w:r>
@@ -3404,7 +3413,7 @@
         <w:pBdr/>
         <w:spacing/>
         <w:ind w:firstLine="708"/>
-        <w:jc w:val="left"/>
+        <w:jc w:val="both"/>
         <w:rPr>
           <w:rFonts w:ascii="Times New Roman" w:hAnsi="Times New Roman" w:eastAsia="Times New Roman" w:cs="Times New Roman"/>
           <w:sz w:val="28"/>
@@ -3460,7 +3469,6 @@
       </w:pPr>
       <w:r/>
       <w:bookmarkStart w:id="18" w:name="_Toc209738978"/>
-      <w:r/>
       <w:r>
         <w:rPr>
           <w:rFonts w:ascii="Times New Roman" w:hAnsi="Times New Roman" w:cs="Times New Roman"/>
@@ -3582,6 +3590,15 @@
           <w:lang w:val="en-US"/>
         </w:rPr>
         <w:t xml:space="preserve">arrays.</w:t>
+      </w:r>
+      <w:r>
+        <w:rPr>
+          <w:rFonts w:ascii="Times New Roman" w:hAnsi="Times New Roman" w:cs="Times New Roman"/>
+          <w:sz w:val="28"/>
+          <w:szCs w:val="28"/>
+          <w:highlight w:val="none"/>
+          <w:lang w:val="en-US"/>
+        </w:rPr>
       </w:r>
       <w:r>
         <w:rPr>
@@ -3695,6 +3712,15 @@
           <w:lang w:val="ru-RU"/>
         </w:rPr>
         <w:t xml:space="preserve"> – для пароля.</w:t>
+      </w:r>
+      <w:r>
+        <w:rPr>
+          <w:rFonts w:ascii="Times New Roman" w:hAnsi="Times New Roman" w:cs="Times New Roman"/>
+          <w:sz w:val="28"/>
+          <w:szCs w:val="28"/>
+          <w:highlight w:val="none"/>
+          <w:lang w:val="ru-RU"/>
+        </w:rPr>
       </w:r>
       <w:r>
         <w:rPr>
@@ -3873,7 +3899,6 @@
       </w:pPr>
       <w:r/>
       <w:bookmarkStart w:id="19" w:name="_Toc209738979"/>
-      <w:r/>
       <w:r>
         <w:rPr>
           <w:rFonts w:ascii="Times New Roman" w:hAnsi="Times New Roman" w:cs="Times New Roman"/>
@@ -3925,14 +3950,7 @@
         <w:spacing/>
         <w:ind w:firstLine="709"/>
         <w:jc w:val="both"/>
-        <w:rPr>
-          <w:rFonts w:ascii="Times New Roman" w:hAnsi="Times New Roman" w:cs="Times New Roman"/>
-          <w:b/>
-          <w:bCs/>
-          <w:sz w:val="28"/>
-          <w:szCs w:val="28"/>
-          <w:lang w:val="ru-RU" w:bidi="hi-IN"/>
-        </w:rPr>
+        <w:rPr/>
       </w:pPr>
       <w:r>
         <w:rPr>
@@ -3948,22 +3966,138 @@
       <w:r>
         <w:rPr>
           <w:rFonts w:ascii="Times New Roman" w:hAnsi="Times New Roman" w:cs="Times New Roman"/>
-          <w:b/>
-          <w:bCs/>
+          <w:b w:val="0"/>
+          <w:bCs w:val="0"/>
+          <w:i w:val="0"/>
+          <w:iCs w:val="0"/>
           <w:sz w:val="28"/>
           <w:szCs w:val="28"/>
-          <w:highlight w:val="none"/>
-          <w:lang w:val="ru-RU" w:bidi="hi-IN"/>
+          <w:lang w:val="ru-RU"/>
+        </w:rPr>
+        <w:t xml:space="preserve">Для работы с базой данных были реализованы тесты:</w:t>
+        <w:br/>
+        <w:tab/>
+      </w:r>
+      <w:r>
+        <w:rPr>
+          <w:rFonts w:ascii="Times New Roman" w:hAnsi="Times New Roman" w:cs="Times New Roman"/>
+          <w:b w:val="0"/>
+          <w:bCs w:val="0"/>
+          <w:i w:val="0"/>
+          <w:sz w:val="28"/>
+          <w:szCs w:val="28"/>
         </w:rPr>
       </w:r>
       <w:r>
         <w:rPr>
           <w:rFonts w:ascii="Times New Roman" w:hAnsi="Times New Roman" w:cs="Times New Roman"/>
-          <w:b/>
-          <w:bCs/>
+          <w:b w:val="0"/>
+          <w:bCs w:val="0"/>
+          <w:i w:val="0"/>
+          <w:iCs w:val="0"/>
           <w:sz w:val="28"/>
           <w:szCs w:val="28"/>
-          <w:lang w:val="ru-RU" w:bidi="hi-IN"/>
+          <w:lang w:val="ru-RU"/>
+        </w:rPr>
+        <w:t xml:space="preserve">a.</w:t>
+      </w:r>
+      <w:r>
+        <w:rPr>
+          <w:rFonts w:ascii="Times New Roman" w:hAnsi="Times New Roman" w:cs="Times New Roman"/>
+          <w:b w:val="0"/>
+          <w:bCs w:val="0"/>
+          <w:i w:val="0"/>
+          <w:iCs w:val="0"/>
+          <w:sz w:val="28"/>
+          <w:szCs w:val="28"/>
+          <w:lang w:val="ru-RU"/>
+        </w:rPr>
+      </w:r>
+      <w:r>
+        <w:rPr>
+          <w:rFonts w:ascii="Times New Roman" w:hAnsi="Times New Roman" w:cs="Times New Roman"/>
+          <w:b w:val="0"/>
+          <w:bCs w:val="0"/>
+          <w:i w:val="0"/>
+          <w:iCs w:val="0"/>
+          <w:sz w:val="28"/>
+          <w:szCs w:val="28"/>
+          <w:lang w:val="ru-RU"/>
+        </w:rPr>
+        <w:t xml:space="preserve"> Тест добавления и сортировки 100/1000/10000 массивов в базу данных программы (размер </w:t>
+      </w:r>
+      <w:r>
+        <w:rPr>
+          <w:rFonts w:ascii="Times New Roman" w:hAnsi="Times New Roman" w:cs="Times New Roman"/>
+          <w:b w:val="0"/>
+          <w:bCs w:val="0"/>
+          <w:i w:val="0"/>
+          <w:iCs w:val="0"/>
+          <w:sz w:val="28"/>
+          <w:szCs w:val="28"/>
+          <w:lang w:val="ru-RU"/>
+        </w:rPr>
+      </w:r>
+      <w:r>
+        <w:rPr>
+          <w:rFonts w:ascii="Times New Roman" w:hAnsi="Times New Roman" w:cs="Times New Roman"/>
+          <w:b w:val="0"/>
+          <w:bCs w:val="0"/>
+          <w:i w:val="0"/>
+          <w:iCs w:val="0"/>
+          <w:sz w:val="28"/>
+          <w:szCs w:val="28"/>
+          <w:lang w:val="ru-RU"/>
+        </w:rPr>
+      </w:r>
+      <w:r>
+        <w:rPr>
+          <w:rFonts w:ascii="Times New Roman" w:hAnsi="Times New Roman" w:cs="Times New Roman"/>
+          <w:b w:val="0"/>
+          <w:bCs w:val="0"/>
+          <w:i w:val="0"/>
+          <w:iCs w:val="0"/>
+          <w:sz w:val="28"/>
+          <w:szCs w:val="28"/>
+          <w:lang w:val="ru-RU"/>
+        </w:rPr>
+        <w:t xml:space="preserve">и наполнение массивов генерируется случайным образом)</w:t>
+      </w:r>
+      <w:r>
+        <w:rPr>
+          <w:rFonts w:ascii="Times New Roman" w:hAnsi="Times New Roman" w:cs="Times New Roman"/>
+          <w:b w:val="0"/>
+          <w:bCs w:val="0"/>
+          <w:i w:val="0"/>
+          <w:iCs w:val="0"/>
+          <w:sz w:val="28"/>
+          <w:szCs w:val="28"/>
+          <w:lang w:val="ru-RU"/>
+        </w:rPr>
+        <w:t xml:space="preserve">;</w:t>
+      </w:r>
+      <w:r>
+        <w:rPr>
+          <w:rFonts w:ascii="Times New Roman" w:hAnsi="Times New Roman" w:cs="Times New Roman"/>
+          <w:b w:val="0"/>
+          <w:bCs w:val="0"/>
+          <w:i w:val="0"/>
+          <w:iCs w:val="0"/>
+          <w:sz w:val="28"/>
+          <w:szCs w:val="28"/>
+          <w:lang w:val="ru-RU"/>
+        </w:rPr>
+      </w:r>
+      <w:r>
+        <w:rPr>
+          <w:rFonts w:ascii="Times New Roman" w:hAnsi="Times New Roman" w:cs="Times New Roman"/>
+          <w:b w:val="0"/>
+          <w:bCs w:val="0"/>
+          <w:i w:val="0"/>
+          <w:iCs w:val="0"/>
+          <w:sz w:val="28"/>
+          <w:szCs w:val="28"/>
+          <w:lang w:val="ru-RU"/>
         </w:rPr>
       </w:r>
     </w:p>
@@ -3974,14 +4108,199 @@
         <w:spacing/>
         <w:ind w:firstLine="709"/>
         <w:jc w:val="both"/>
+        <w:rPr/>
+      </w:pPr>
+      <w:r>
         <w:rPr>
           <w:rFonts w:ascii="Times New Roman" w:hAnsi="Times New Roman" w:cs="Times New Roman"/>
-          <w:b/>
-          <w:bCs/>
+          <w:b w:val="0"/>
+          <w:bCs w:val="0"/>
+          <w:i w:val="0"/>
+          <w:iCs w:val="0"/>
+          <w:sz w:val="28"/>
+          <w:szCs w:val="28"/>
+          <w:lang w:val="ru-RU"/>
+        </w:rPr>
+        <w:t xml:space="preserve">b. </w:t>
+      </w:r>
+      <w:r>
+        <w:rPr>
+          <w:rFonts w:ascii="Times New Roman" w:hAnsi="Times New Roman" w:cs="Times New Roman"/>
+          <w:b w:val="0"/>
+          <w:bCs w:val="0"/>
+          <w:i w:val="0"/>
+          <w:iCs w:val="0"/>
+          <w:sz w:val="28"/>
+          <w:szCs w:val="28"/>
+          <w:lang w:val="ru-RU"/>
+        </w:rPr>
+        <w:t xml:space="preserve">Тест выгрузки 100 случайных массивов из базы данных</w:t>
+      </w:r>
+      <w:r>
+        <w:rPr>
+          <w:rFonts w:ascii="Times New Roman" w:hAnsi="Times New Roman" w:cs="Times New Roman"/>
+          <w:b w:val="0"/>
+          <w:bCs w:val="0"/>
+          <w:i w:val="0"/>
+          <w:iCs w:val="0"/>
+          <w:sz w:val="28"/>
+          <w:szCs w:val="28"/>
+          <w:lang w:val="ru-RU"/>
+        </w:rPr>
+        <w:t xml:space="preserve">;</w:t>
+      </w:r>
+      <w:r>
+        <w:rPr>
+          <w:rFonts w:ascii="Times New Roman" w:hAnsi="Times New Roman" w:cs="Times New Roman"/>
+          <w:b w:val="0"/>
+          <w:bCs w:val="0"/>
+          <w:i w:val="0"/>
+          <w:iCs w:val="0"/>
+          <w:sz w:val="28"/>
+          <w:szCs w:val="28"/>
+          <w:lang w:val="ru-RU"/>
+        </w:rPr>
+      </w:r>
+      <w:r>
+        <w:rPr>
+          <w:rFonts w:ascii="Times New Roman" w:hAnsi="Times New Roman" w:cs="Times New Roman"/>
+          <w:b w:val="0"/>
+          <w:bCs w:val="0"/>
+          <w:i w:val="0"/>
+          <w:iCs w:val="0"/>
+          <w:sz w:val="28"/>
+          <w:szCs w:val="28"/>
+          <w:lang w:val="ru-RU"/>
+        </w:rPr>
+      </w:r>
+    </w:p>
+    <w:p>
+      <w:pPr>
+        <w:pStyle w:val="743"/>
+        <w:pBdr/>
+        <w:spacing/>
+        <w:ind w:firstLine="709"/>
+        <w:jc w:val="both"/>
+        <w:rPr/>
+      </w:pPr>
+      <w:r>
+        <w:rPr>
+          <w:rFonts w:ascii="Times New Roman" w:hAnsi="Times New Roman" w:cs="Times New Roman"/>
+          <w:b w:val="0"/>
+          <w:bCs w:val="0"/>
+          <w:i w:val="0"/>
+          <w:iCs w:val="0"/>
+          <w:sz w:val="28"/>
+          <w:szCs w:val="28"/>
+          <w:lang w:val="ru-RU"/>
+        </w:rPr>
+        <w:t xml:space="preserve">c. </w:t>
+      </w:r>
+      <w:r>
+        <w:rPr>
+          <w:rFonts w:ascii="Times New Roman" w:hAnsi="Times New Roman" w:cs="Times New Roman"/>
+          <w:b w:val="0"/>
+          <w:bCs w:val="0"/>
+          <w:i w:val="0"/>
+          <w:iCs w:val="0"/>
+          <w:sz w:val="28"/>
+          <w:szCs w:val="28"/>
+          <w:lang w:val="ru-RU"/>
+        </w:rPr>
+      </w:r>
+      <w:r>
+        <w:rPr>
+          <w:rFonts w:ascii="Times New Roman" w:hAnsi="Times New Roman" w:cs="Times New Roman"/>
+          <w:b w:val="0"/>
+          <w:bCs w:val="0"/>
+          <w:i w:val="0"/>
+          <w:iCs w:val="0"/>
+          <w:sz w:val="28"/>
+          <w:szCs w:val="28"/>
+          <w:lang w:val="ru-RU"/>
+        </w:rPr>
+        <w:t xml:space="preserve">Тест очистки базы данных</w:t>
+      </w:r>
+      <w:r>
+        <w:rPr>
+          <w:rFonts w:ascii="Times New Roman" w:hAnsi="Times New Roman" w:cs="Times New Roman"/>
+          <w:b w:val="0"/>
+          <w:bCs w:val="0"/>
+          <w:i w:val="0"/>
+          <w:iCs w:val="0"/>
+          <w:sz w:val="28"/>
+          <w:szCs w:val="28"/>
+          <w:lang w:val="ru-RU"/>
+        </w:rPr>
+        <w:t xml:space="preserve">.</w:t>
+      </w:r>
+      <w:r>
+        <w:rPr>
+          <w:rFonts w:ascii="Times New Roman" w:hAnsi="Times New Roman" w:cs="Times New Roman"/>
+          <w:b w:val="0"/>
+          <w:bCs w:val="0"/>
+          <w:i w:val="0"/>
+          <w:sz w:val="28"/>
+          <w:szCs w:val="28"/>
+        </w:rPr>
+      </w:r>
+      <w:r/>
+      <w:r>
+        <w:rPr>
+          <w:rFonts w:ascii="Times New Roman" w:hAnsi="Times New Roman" w:cs="Times New Roman"/>
+          <w:b w:val="0"/>
+          <w:bCs w:val="0"/>
+          <w:i w:val="0"/>
+          <w:iCs w:val="0"/>
+          <w:sz w:val="28"/>
+          <w:szCs w:val="28"/>
+          <w:lang w:val="ru-RU"/>
+        </w:rPr>
+      </w:r>
+      <w:r>
+        <w:rPr>
+          <w:rFonts w:ascii="Times New Roman" w:hAnsi="Times New Roman" w:cs="Times New Roman"/>
+          <w:b w:val="0"/>
+          <w:bCs w:val="0"/>
+          <w:i w:val="0"/>
+          <w:iCs w:val="0"/>
+          <w:sz w:val="28"/>
+          <w:szCs w:val="28"/>
+          <w:lang w:val="ru-RU" w:bidi="ru-RU"/>
+        </w:rPr>
+      </w:r>
+      <w:r>
+        <w:rPr>
+          <w:lang w:val="ru-RU"/>
+        </w:rPr>
+      </w:r>
+      <w:r>
+        <w:rPr>
+          <w:rFonts w:ascii="Times New Roman" w:hAnsi="Times New Roman" w:cs="Times New Roman"/>
+          <w:b w:val="0"/>
+          <w:bCs w:val="0"/>
+          <w:i w:val="0"/>
+          <w:iCs w:val="0"/>
+          <w:sz w:val="28"/>
+          <w:szCs w:val="28"/>
+          <w:lang w:val="ru-RU"/>
+        </w:rPr>
+      </w:r>
+    </w:p>
+    <w:p>
+      <w:pPr>
+        <w:pStyle w:val="743"/>
+        <w:pBdr/>
+        <w:spacing/>
+        <w:ind w:firstLine="709"/>
+        <w:jc w:val="both"/>
+        <w:rPr>
+          <w:rFonts w:ascii="Times New Roman" w:hAnsi="Times New Roman" w:cs="Times New Roman"/>
+          <w:b w:val="0"/>
+          <w:bCs w:val="0"/>
           <w:sz w:val="28"/>
           <w:szCs w:val="28"/>
           <w:highlight w:val="none"/>
-          <w:lang w:val="ru-RU" w:bidi="hi-IN"/>
         </w:rPr>
       </w:pPr>
       <w:r>
@@ -3998,8 +4317,193 @@
       <w:r>
         <w:rPr>
           <w:rFonts w:ascii="Times New Roman" w:hAnsi="Times New Roman" w:cs="Times New Roman"/>
-          <w:b/>
-          <w:bCs/>
+          <w:b w:val="0"/>
+          <w:bCs w:val="0"/>
+          <w:sz w:val="28"/>
+          <w:szCs w:val="28"/>
+          <w:highlight w:val="none"/>
+          <w:lang w:val="ru-RU" w:bidi="hi-IN"/>
+        </w:rPr>
+        <w:t xml:space="preserve">Тесты для 100, 1000 и 10000 массивов используют отдельные базы данных </w:t>
+      </w:r>
+      <w:r>
+        <w:rPr>
+          <w:rFonts w:ascii="Times New Roman" w:hAnsi="Times New Roman" w:cs="Times New Roman"/>
+          <w:b w:val="0"/>
+          <w:bCs w:val="0"/>
+          <w:sz w:val="28"/>
+          <w:szCs w:val="28"/>
+          <w:highlight w:val="none"/>
+          <w:lang w:val="ru-RU" w:bidi="hi-IN"/>
+        </w:rPr>
+        <w:t xml:space="preserve">"100ArraysDB.sqlite"</w:t>
+      </w:r>
+      <w:r>
+        <w:rPr>
+          <w:rFonts w:ascii="Times New Roman" w:hAnsi="Times New Roman" w:cs="Times New Roman"/>
+          <w:b w:val="0"/>
+          <w:bCs w:val="0"/>
+          <w:sz w:val="28"/>
+          <w:szCs w:val="28"/>
+          <w:highlight w:val="none"/>
+          <w:lang w:val="ru-RU" w:bidi="hi-IN"/>
+        </w:rPr>
+        <w:t xml:space="preserve">, </w:t>
+      </w:r>
+      <w:r>
+        <w:rPr>
+          <w:rFonts w:ascii="Times New Roman" w:hAnsi="Times New Roman" w:cs="Times New Roman"/>
+          <w:b w:val="0"/>
+          <w:bCs w:val="0"/>
+          <w:sz w:val="28"/>
+          <w:szCs w:val="28"/>
+          <w:highlight w:val="none"/>
+          <w:lang w:val="ru-RU" w:bidi="hi-IN"/>
+        </w:rPr>
+        <w:t xml:space="preserve">"1000ArraysDB.sqlite"</w:t>
+      </w:r>
+      <w:r>
+        <w:rPr>
+          <w:rFonts w:ascii="Times New Roman" w:hAnsi="Times New Roman" w:cs="Times New Roman"/>
+          <w:b w:val="0"/>
+          <w:bCs w:val="0"/>
+          <w:sz w:val="28"/>
+          <w:szCs w:val="28"/>
+          <w:highlight w:val="none"/>
+          <w:lang w:val="ru-RU" w:bidi="hi-IN"/>
+        </w:rPr>
+        <w:t xml:space="preserve"> и </w:t>
+      </w:r>
+      <w:r>
+        <w:rPr>
+          <w:rFonts w:ascii="Times New Roman" w:hAnsi="Times New Roman" w:cs="Times New Roman"/>
+          <w:b w:val="0"/>
+          <w:bCs w:val="0"/>
+          <w:sz w:val="28"/>
+          <w:szCs w:val="28"/>
+          <w:highlight w:val="none"/>
+          <w:lang w:val="ru-RU" w:bidi="hi-IN"/>
+        </w:rPr>
+        <w:t xml:space="preserve">"10000ArraysDB.sqlite"</w:t>
+      </w:r>
+      <w:r>
+        <w:rPr>
+          <w:rFonts w:ascii="Times New Roman" w:hAnsi="Times New Roman" w:cs="Times New Roman"/>
+          <w:b w:val="0"/>
+          <w:bCs w:val="0"/>
+          <w:sz w:val="28"/>
+          <w:szCs w:val="28"/>
+          <w:highlight w:val="none"/>
+          <w:lang w:val="ru-RU" w:bidi="hi-IN"/>
+        </w:rPr>
+        <w:t xml:space="preserve"> соответственно.</w:t>
+      </w:r>
+      <w:r>
+        <w:rPr>
+          <w:rFonts w:ascii="Times New Roman" w:hAnsi="Times New Roman" w:cs="Times New Roman"/>
+          <w:b w:val="0"/>
+          <w:bCs w:val="0"/>
+          <w:sz w:val="28"/>
+          <w:szCs w:val="28"/>
+          <w:highlight w:val="none"/>
+        </w:rPr>
+      </w:r>
+    </w:p>
+    <w:p>
+      <w:pPr>
+        <w:pBdr/>
+        <w:spacing/>
+        <w:ind/>
+        <w:jc w:val="center"/>
+        <w:rPr>
+          <w:highlight w:val="none"/>
+        </w:rPr>
+      </w:pPr>
+      <w:r>
+        <w:rPr>
+          <w:rFonts w:ascii="Times New Roman" w:hAnsi="Times New Roman" w:cs="Times New Roman"/>
+          <w:b w:val="0"/>
+          <w:bCs w:val="0"/>
+          <w:sz w:val="28"/>
+          <w:szCs w:val="28"/>
+          <w:highlight w:val="none"/>
+          <w:lang w:val="ru-RU" w:bidi="hi-IN"/>
+        </w:rPr>
+      </w:r>
+      <w:r>
+        <mc:AlternateContent>
+          <mc:Choice Requires="wpg">
+            <w:drawing>
+              <wp:inline xmlns:wp="http://schemas.openxmlformats.org/drawingml/2006/wordprocessingDrawing" distT="0" distB="0" distL="0" distR="0">
+                <wp:extent cx="5940425" cy="3341489"/>
+                <wp:effectExtent l="0" t="0" r="0" b="0"/>
+                <wp:docPr id="2" name=""/>
+                <wp:cNvGraphicFramePr>
+                  <a:graphicFrameLocks xmlns:a="http://schemas.openxmlformats.org/drawingml/2006/main" noChangeAspect="1"/>
+                </wp:cNvGraphicFramePr>
+                <a:graphic xmlns:a="http://schemas.openxmlformats.org/drawingml/2006/main">
+                  <a:graphicData uri="http://schemas.openxmlformats.org/drawingml/2006/picture">
+                    <pic:pic xmlns:pic="http://schemas.openxmlformats.org/drawingml/2006/picture">
+                      <pic:nvPicPr>
+                        <pic:cNvPr id="1836804938" name=""/>
+                        <pic:cNvPicPr>
+                          <a:picLocks noChangeAspect="1"/>
+                        </pic:cNvPicPr>
+                        <pic:nvPr/>
+                      </pic:nvPicPr>
+                      <pic:blipFill>
+                        <a:blip r:embed="rId10"/>
+                        <a:stretch/>
+                      </pic:blipFill>
+                      <pic:spPr bwMode="auto">
+                        <a:xfrm>
+                          <a:off x="0" y="0"/>
+                          <a:ext cx="5940424" cy="3341489"/>
+                        </a:xfrm>
+                        <a:prstGeom prst="rect">
+                          <a:avLst/>
+                        </a:prstGeom>
+                      </pic:spPr>
+                    </pic:pic>
+                  </a:graphicData>
+                </a:graphic>
+              </wp:inline>
+            </w:drawing>
+          </mc:Choice>
+          <mc:Fallback>
+            <w:pict>
+              <v:shapetype id="_x0000_t75" coordsize="21600,21600" o:spt="75" o:preferrelative="t" path="m@4@5l@4@11@9@11@9@5xe" filled="f" stroked="f">
+                <v:stroke joinstyle="miter"/>
+                <v:formulas>
+                  <v:f eqn="if lineDrawn pixelLineWidth 0"/>
+                  <v:f eqn="sum @0 1 0"/>
+                  <v:f eqn="sum 0 0 @1"/>
+                  <v:f eqn="prod @2 1 2"/>
+                  <v:f eqn="prod @3 21600 pixelWidth"/>
+                  <v:f eqn="prod @3 21600 pixelHeight"/>
+                  <v:f eqn="sum @0 0 1"/>
+                  <v:f eqn="prod @6 1 2"/>
+                  <v:f eqn="prod @7 21600 pixelWidth"/>
+                  <v:f eqn="sum @8 21600 0"/>
+                  <v:f eqn="prod @7 21600 pixelHeight"/>
+                  <v:f eqn="sum @10 21600 0"/>
+                </v:formulas>
+                <v:path o:extrusionok="f" gradientshapeok="t" o:connecttype="rect"/>
+                <o:lock v:ext="edit" aspectratio="t"/>
+              </v:shapetype>
+              <v:shape id="_x0000_i1" o:spid="_x0000_s1" type="#_x0000_t75" style="width:467.75pt;height:263.11pt;mso-wrap-distance-left:0.00pt;mso-wrap-distance-top:0.00pt;mso-wrap-distance-right:0.00pt;mso-wrap-distance-bottom:0.00pt;z-index:1;" stroked="false">
+                <v:imagedata r:id="rId10" o:title=""/>
+                <o:lock v:ext="edit" rotation="t"/>
+              </v:shape>
+            </w:pict>
+          </mc:Fallback>
+        </mc:AlternateContent>
+      </w:r>
+      <w:r>
+        <w:rPr>
+          <w:rFonts w:ascii="Times New Roman" w:hAnsi="Times New Roman" w:cs="Times New Roman"/>
+          <w:b w:val="0"/>
+          <w:bCs w:val="0"/>
           <w:sz w:val="28"/>
           <w:szCs w:val="28"/>
           <w:highlight w:val="none"/>
@@ -4009,12 +4513,300 @@
       <w:r>
         <w:rPr>
           <w:rFonts w:ascii="Times New Roman" w:hAnsi="Times New Roman" w:cs="Times New Roman"/>
-          <w:b/>
-          <w:bCs/>
+          <w:b w:val="0"/>
+          <w:bCs w:val="0"/>
           <w:sz w:val="28"/>
           <w:szCs w:val="28"/>
           <w:highlight w:val="none"/>
-          <w:lang w:val="ru-RU" w:bidi="hi-IN"/>
+        </w:rPr>
+      </w:r>
+      <w:r/>
+      <w:r/>
+    </w:p>
+    <w:p>
+      <w:pPr>
+        <w:pBdr/>
+        <w:spacing/>
+        <w:ind/>
+        <w:jc w:val="center"/>
+        <w:rPr>
+          <w:rFonts w:ascii="Times New Roman" w:hAnsi="Times New Roman" w:eastAsia="Times New Roman" w:cs="Times New Roman"/>
+          <w:sz w:val="28"/>
+          <w:szCs w:val="28"/>
+          <w:highlight w:val="none"/>
+        </w:rPr>
+      </w:pPr>
+      <w:r>
+        <w:rPr>
+          <w:rFonts w:ascii="Times New Roman" w:hAnsi="Times New Roman" w:eastAsia="Times New Roman" w:cs="Times New Roman"/>
+          <w:sz w:val="28"/>
+          <w:szCs w:val="28"/>
+          <w:highlight w:val="none"/>
+        </w:rPr>
+        <w:t xml:space="preserve">Рисунок 1 - </w:t>
+      </w:r>
+      <w:r>
+        <w:rPr>
+          <w:rFonts w:ascii="Times New Roman" w:hAnsi="Times New Roman" w:eastAsia="Times New Roman" w:cs="Times New Roman"/>
+          <w:sz w:val="28"/>
+          <w:szCs w:val="28"/>
+          <w:highlight w:val="none"/>
+        </w:rPr>
+        <w:t xml:space="preserve">Интеграционные тесты по работе с базой данных</w:t>
+      </w:r>
+      <w:r>
+        <w:rPr>
+          <w:rFonts w:ascii="Times New Roman" w:hAnsi="Times New Roman" w:eastAsia="Times New Roman" w:cs="Times New Roman"/>
+          <w:sz w:val="28"/>
+          <w:szCs w:val="28"/>
+          <w:highlight w:val="none"/>
+        </w:rPr>
+      </w:r>
+      <w:r>
+        <w:rPr>
+          <w:rFonts w:ascii="Times New Roman" w:hAnsi="Times New Roman" w:eastAsia="Times New Roman" w:cs="Times New Roman"/>
+          <w:sz w:val="28"/>
+          <w:szCs w:val="28"/>
+          <w:highlight w:val="none"/>
+        </w:rPr>
+      </w:r>
+      <w:r>
+        <w:rPr>
+          <w:rFonts w:ascii="Times New Roman" w:hAnsi="Times New Roman" w:cs="Times New Roman"/>
+          <w:sz w:val="28"/>
+          <w:szCs w:val="28"/>
+        </w:rPr>
+      </w:r>
+    </w:p>
+    <w:p>
+      <w:pPr>
+        <w:pBdr/>
+        <w:spacing/>
+        <w:ind w:firstLine="708"/>
+        <w:jc w:val="left"/>
+        <w:rPr>
+          <w:rFonts w:ascii="Times New Roman" w:hAnsi="Times New Roman" w:eastAsia="Times New Roman" w:cs="Times New Roman"/>
+          <w:sz w:val="28"/>
+          <w:szCs w:val="28"/>
+          <w:highlight w:val="none"/>
+        </w:rPr>
+      </w:pPr>
+      <w:r>
+        <w:rPr>
+          <w:rFonts w:ascii="Times New Roman" w:hAnsi="Times New Roman" w:eastAsia="Times New Roman" w:cs="Times New Roman"/>
+          <w:sz w:val="28"/>
+          <w:szCs w:val="28"/>
+          <w:highlight w:val="none"/>
+        </w:rPr>
+        <w:t xml:space="preserve">Результат выполнения тестов:</w:t>
+      </w:r>
+      <w:r>
+        <w:rPr>
+          <w:rFonts w:ascii="Times New Roman" w:hAnsi="Times New Roman" w:eastAsia="Times New Roman" w:cs="Times New Roman"/>
+          <w:sz w:val="28"/>
+          <w:szCs w:val="28"/>
+          <w:highlight w:val="none"/>
+        </w:rPr>
+      </w:r>
+      <w:r>
+        <w:rPr>
+          <w:rFonts w:ascii="Times New Roman" w:hAnsi="Times New Roman" w:cs="Times New Roman"/>
+          <w:sz w:val="28"/>
+          <w:szCs w:val="28"/>
+        </w:rPr>
+      </w:r>
+    </w:p>
+    <w:p>
+      <w:pPr>
+        <w:pBdr/>
+        <w:spacing/>
+        <w:ind w:right="0" w:firstLine="0" w:left="0"/>
+        <w:jc w:val="center"/>
+        <w:rPr>
+          <w:rFonts w:ascii="Times New Roman" w:hAnsi="Times New Roman" w:eastAsia="Times New Roman" w:cs="Times New Roman"/>
+          <w:sz w:val="28"/>
+          <w:szCs w:val="28"/>
+          <w:highlight w:val="none"/>
+        </w:rPr>
+      </w:pPr>
+      <w:r>
+        <w:rPr>
+          <w:rFonts w:ascii="Times New Roman" w:hAnsi="Times New Roman" w:eastAsia="Times New Roman" w:cs="Times New Roman"/>
+          <w:sz w:val="28"/>
+          <w:szCs w:val="28"/>
+          <w:highlight w:val="none"/>
+        </w:rPr>
+      </w:r>
+      <w:r>
+        <mc:AlternateContent>
+          <mc:Choice Requires="wpg">
+            <w:drawing>
+              <wp:inline xmlns:wp="http://schemas.openxmlformats.org/drawingml/2006/wordprocessingDrawing" distT="0" distB="0" distL="0" distR="0">
+                <wp:extent cx="5940425" cy="2252196"/>
+                <wp:effectExtent l="0" t="0" r="0" b="0"/>
+                <wp:docPr id="3" name=""/>
+                <wp:cNvGraphicFramePr>
+                  <a:graphicFrameLocks xmlns:a="http://schemas.openxmlformats.org/drawingml/2006/main" noChangeAspect="1"/>
+                </wp:cNvGraphicFramePr>
+                <a:graphic xmlns:a="http://schemas.openxmlformats.org/drawingml/2006/main">
+                  <a:graphicData uri="http://schemas.openxmlformats.org/drawingml/2006/picture">
+                    <pic:pic xmlns:pic="http://schemas.openxmlformats.org/drawingml/2006/picture">
+                      <pic:nvPicPr>
+                        <pic:cNvPr id="1343176414" name=""/>
+                        <pic:cNvPicPr>
+                          <a:picLocks noChangeAspect="1"/>
+                        </pic:cNvPicPr>
+                        <pic:nvPr/>
+                      </pic:nvPicPr>
+                      <pic:blipFill>
+                        <a:blip r:embed="rId11"/>
+                        <a:stretch/>
+                      </pic:blipFill>
+                      <pic:spPr bwMode="auto">
+                        <a:xfrm>
+                          <a:off x="0" y="0"/>
+                          <a:ext cx="5940424" cy="2252195"/>
+                        </a:xfrm>
+                        <a:prstGeom prst="rect">
+                          <a:avLst/>
+                        </a:prstGeom>
+                      </pic:spPr>
+                    </pic:pic>
+                  </a:graphicData>
+                </a:graphic>
+              </wp:inline>
+            </w:drawing>
+          </mc:Choice>
+          <mc:Fallback>
+            <w:pict>
+              <v:shapetype id="_x0000_t75" coordsize="21600,21600" o:spt="75" o:preferrelative="t" path="m@4@5l@4@11@9@11@9@5xe" filled="f" stroked="f">
+                <v:stroke joinstyle="miter"/>
+                <v:formulas>
+                  <v:f eqn="if lineDrawn pixelLineWidth 0"/>
+                  <v:f eqn="sum @0 1 0"/>
+                  <v:f eqn="sum 0 0 @1"/>
+                  <v:f eqn="prod @2 1 2"/>
+                  <v:f eqn="prod @3 21600 pixelWidth"/>
+                  <v:f eqn="prod @3 21600 pixelHeight"/>
+                  <v:f eqn="sum @0 0 1"/>
+                  <v:f eqn="prod @6 1 2"/>
+                  <v:f eqn="prod @7 21600 pixelWidth"/>
+                  <v:f eqn="sum @8 21600 0"/>
+                  <v:f eqn="prod @7 21600 pixelHeight"/>
+                  <v:f eqn="sum @10 21600 0"/>
+                </v:formulas>
+                <v:path o:extrusionok="f" gradientshapeok="t" o:connecttype="rect"/>
+                <o:lock v:ext="edit" aspectratio="t"/>
+              </v:shapetype>
+              <v:shape id="_x0000_i2" o:spid="_x0000_s2" type="#_x0000_t75" style="width:467.75pt;height:177.34pt;mso-wrap-distance-left:0.00pt;mso-wrap-distance-top:0.00pt;mso-wrap-distance-right:0.00pt;mso-wrap-distance-bottom:0.00pt;z-index:1;" stroked="false">
+                <v:imagedata r:id="rId11" o:title=""/>
+                <o:lock v:ext="edit" rotation="t"/>
+              </v:shape>
+            </w:pict>
+          </mc:Fallback>
+        </mc:AlternateContent>
+      </w:r>
+      <w:r>
+        <w:rPr>
+          <w:rFonts w:ascii="Times New Roman" w:hAnsi="Times New Roman" w:eastAsia="Times New Roman" w:cs="Times New Roman"/>
+          <w:sz w:val="28"/>
+          <w:szCs w:val="28"/>
+          <w:highlight w:val="none"/>
+        </w:rPr>
+      </w:r>
+      <w:r>
+        <w:rPr>
+          <w:rFonts w:ascii="Times New Roman" w:hAnsi="Times New Roman" w:eastAsia="Times New Roman" w:cs="Times New Roman"/>
+          <w:sz w:val="28"/>
+          <w:szCs w:val="28"/>
+          <w:highlight w:val="none"/>
+        </w:rPr>
+      </w:r>
+      <w:r>
+        <w:rPr>
+          <w:rFonts w:ascii="Times New Roman" w:hAnsi="Times New Roman" w:cs="Times New Roman"/>
+          <w:sz w:val="28"/>
+          <w:szCs w:val="28"/>
+        </w:rPr>
+      </w:r>
+    </w:p>
+    <w:p>
+      <w:pPr>
+        <w:pBdr/>
+        <w:spacing/>
+        <w:ind/>
+        <w:jc w:val="center"/>
+        <w:rPr>
+          <w:rFonts w:ascii="Times New Roman" w:hAnsi="Times New Roman" w:eastAsia="Times New Roman" w:cs="Times New Roman"/>
+          <w:sz w:val="28"/>
+          <w:szCs w:val="28"/>
+          <w:highlight w:val="none"/>
+        </w:rPr>
+      </w:pPr>
+      <w:r>
+        <w:rPr>
+          <w:rFonts w:ascii="Times New Roman" w:hAnsi="Times New Roman" w:eastAsia="Times New Roman" w:cs="Times New Roman"/>
+          <w:sz w:val="28"/>
+          <w:szCs w:val="28"/>
+          <w:highlight w:val="none"/>
+        </w:rPr>
+        <w:t xml:space="preserve">Рисунок 2 – </w:t>
+      </w:r>
+      <w:r>
+        <w:rPr>
+          <w:rFonts w:ascii="Times New Roman" w:hAnsi="Times New Roman" w:eastAsia="Times New Roman" w:cs="Times New Roman"/>
+          <w:sz w:val="28"/>
+          <w:szCs w:val="28"/>
+          <w:highlight w:val="none"/>
+        </w:rPr>
+        <w:t xml:space="preserve">Результат тестов</w:t>
+      </w:r>
+      <w:r>
+        <w:rPr>
+          <w:rFonts w:ascii="Times New Roman" w:hAnsi="Times New Roman" w:eastAsia="Times New Roman" w:cs="Times New Roman"/>
+          <w:sz w:val="28"/>
+          <w:szCs w:val="28"/>
+          <w:highlight w:val="none"/>
+        </w:rPr>
+      </w:r>
+      <w:r>
+        <w:rPr>
+          <w:rFonts w:ascii="Times New Roman" w:hAnsi="Times New Roman" w:eastAsia="Times New Roman" w:cs="Times New Roman"/>
+          <w:sz w:val="28"/>
+          <w:szCs w:val="28"/>
+          <w:highlight w:val="none"/>
+        </w:rPr>
+      </w:r>
+      <w:r>
+        <w:rPr>
+          <w:rFonts w:ascii="Times New Roman" w:hAnsi="Times New Roman" w:eastAsia="Times New Roman" w:cs="Times New Roman"/>
+          <w:sz w:val="28"/>
+          <w:szCs w:val="28"/>
+          <w:highlight w:val="none"/>
+        </w:rPr>
+      </w:r>
+      <w:r>
+        <w:rPr>
+          <w:rFonts w:ascii="Times New Roman" w:hAnsi="Times New Roman" w:eastAsia="Times New Roman" w:cs="Times New Roman"/>
+          <w:sz w:val="28"/>
+          <w:szCs w:val="28"/>
+          <w:highlight w:val="none"/>
+        </w:rPr>
+      </w:r>
+      <w:r>
+        <w:rPr>
+          <w:rFonts w:ascii="Times New Roman" w:hAnsi="Times New Roman" w:eastAsia="Times New Roman" w:cs="Times New Roman"/>
+          <w:sz w:val="28"/>
+          <w:szCs w:val="28"/>
+          <w:highlight w:val="none"/>
+        </w:rPr>
+      </w:r>
+      <w:r>
+        <w:rPr>
+          <w:rFonts w:ascii="Times New Roman" w:hAnsi="Times New Roman" w:eastAsia="Times New Roman" w:cs="Times New Roman"/>
+          <w:sz w:val="28"/>
+          <w:szCs w:val="28"/>
+          <w:highlight w:val="none"/>
         </w:rPr>
       </w:r>
     </w:p>
@@ -4067,6 +4859,7 @@
           <w:bCs/>
           <w:sz w:val="28"/>
           <w:szCs w:val="28"/>
+          <w:highlight w:val="none"/>
           <w:lang w:val="ru-RU" w:bidi="hi-IN"/>
         </w:rPr>
       </w:r>
@@ -4087,6 +4880,7 @@
         <w:pBdr/>
         <w:spacing/>
         <w:ind/>
+        <w:jc w:val="both"/>
         <w:rPr>
           <w:rFonts w:ascii="Times New Roman" w:hAnsi="Times New Roman" w:cs="Times New Roman"/>
           <w:sz w:val="28"/>
@@ -4118,7 +4912,7 @@
           <w:highlight w:val="none"/>
           <w:lang w:val="ru-RU"/>
         </w:rPr>
-        <w:t xml:space="preserve">Разработанный программный интерфейс представлен на рисунке 1.</w:t>
+        <w:t xml:space="preserve">Разработанный программный интерфейс представлен на рисунке 3.</w:t>
       </w:r>
       <w:r>
         <w:rPr>
@@ -4127,6 +4921,15 @@
           <w:szCs w:val="28"/>
           <w:highlight w:val="none"/>
           <w:lang w:eastAsia="ru-RU" w:bidi="hi-IN"/>
+        </w:rPr>
+      </w:r>
+      <w:r>
+        <w:rPr>
+          <w:rFonts w:ascii="Times New Roman" w:hAnsi="Times New Roman" w:cs="Times New Roman"/>
+          <w:sz w:val="28"/>
+          <w:szCs w:val="28"/>
+          <w:highlight w:val="none"/>
+          <w:lang w:val="ru-RU"/>
         </w:rPr>
       </w:r>
     </w:p>
@@ -4159,7 +4962,7 @@
               <wp:inline xmlns:wp="http://schemas.openxmlformats.org/drawingml/2006/wordprocessingDrawing" distT="0" distB="0" distL="0" distR="0">
                 <wp:extent cx="5940425" cy="4675403"/>
                 <wp:effectExtent l="0" t="0" r="0" b="0"/>
-                <wp:docPr id="2" name=""/>
+                <wp:docPr id="4" name=""/>
                 <wp:cNvGraphicFramePr>
                   <a:graphicFrameLocks xmlns:a="http://schemas.openxmlformats.org/drawingml/2006/main" noChangeAspect="1"/>
                 </wp:cNvGraphicFramePr>
@@ -4174,7 +4977,7 @@
                         <pic:nvPr/>
                       </pic:nvPicPr>
                       <pic:blipFill>
-                        <a:blip r:embed="rId10"/>
+                        <a:blip r:embed="rId12"/>
                         <a:stretch/>
                       </pic:blipFill>
                       <pic:spPr bwMode="auto">
@@ -4213,8 +5016,8 @@
                 <v:path o:extrusionok="f" gradientshapeok="t" o:connecttype="rect"/>
                 <o:lock v:ext="edit" aspectratio="t"/>
               </v:shapetype>
-              <v:shape id="_x0000_i1" o:spid="_x0000_s1" type="#_x0000_t75" style="width:467.75pt;height:368.14pt;mso-wrap-distance-left:0.00pt;mso-wrap-distance-top:0.00pt;mso-wrap-distance-right:0.00pt;mso-wrap-distance-bottom:0.00pt;z-index:1;" stroked="false">
-                <v:imagedata r:id="rId10" o:title=""/>
+              <v:shape id="_x0000_i3" o:spid="_x0000_s3" type="#_x0000_t75" style="width:467.75pt;height:368.14pt;mso-wrap-distance-left:0.00pt;mso-wrap-distance-top:0.00pt;mso-wrap-distance-right:0.00pt;mso-wrap-distance-bottom:0.00pt;z-index:1;" stroked="false">
+                <v:imagedata r:id="rId12" o:title=""/>
                 <o:lock v:ext="edit" rotation="t"/>
               </v:shape>
             </w:pict>
@@ -4227,7 +5030,7 @@
           <w:sz w:val="28"/>
           <w:szCs w:val="28"/>
           <w:highlight w:val="none"/>
-          <w:lang w:val="ru-RU"/>
+          <w:lang w:eastAsia="ru-RU" w:bidi="hi-IN"/>
         </w:rPr>
       </w:r>
       <w:r>
@@ -4239,6 +5042,31 @@
           <w:lang w:val="ru-RU"/>
         </w:rPr>
       </w:r>
+    </w:p>
+    <w:p>
+      <w:pPr>
+        <w:pBdr/>
+        <w:spacing/>
+        <w:ind/>
+        <w:jc w:val="center"/>
+        <w:rPr>
+          <w:rFonts w:ascii="Times New Roman" w:hAnsi="Times New Roman" w:cs="Times New Roman"/>
+          <w:sz w:val="28"/>
+          <w:szCs w:val="28"/>
+          <w:highlight w:val="none"/>
+          <w:lang w:val="ru-RU"/>
+        </w:rPr>
+      </w:pPr>
+      <w:r>
+        <w:rPr>
+          <w:rFonts w:ascii="Times New Roman" w:hAnsi="Times New Roman" w:cs="Times New Roman"/>
+          <w:sz w:val="28"/>
+          <w:szCs w:val="28"/>
+          <w:highlight w:val="none"/>
+          <w:lang w:val="ru-RU"/>
+        </w:rPr>
+        <w:t xml:space="preserve">Рисунок 3 - Интерфейс программы</w:t>
+      </w:r>
       <w:r>
         <w:rPr>
           <w:rFonts w:ascii="Times New Roman" w:hAnsi="Times New Roman" w:cs="Times New Roman"/>
@@ -4248,21 +5076,6 @@
           <w:lang w:eastAsia="ru-RU" w:bidi="hi-IN"/>
         </w:rPr>
       </w:r>
-    </w:p>
-    <w:p>
-      <w:pPr>
-        <w:pBdr/>
-        <w:spacing/>
-        <w:ind/>
-        <w:jc w:val="center"/>
-        <w:rPr>
-          <w:rFonts w:ascii="Times New Roman" w:hAnsi="Times New Roman" w:cs="Times New Roman"/>
-          <w:sz w:val="28"/>
-          <w:szCs w:val="28"/>
-          <w:highlight w:val="none"/>
-          <w:lang w:val="ru-RU"/>
-        </w:rPr>
-      </w:pPr>
       <w:r>
         <w:rPr>
           <w:rFonts w:ascii="Times New Roman" w:hAnsi="Times New Roman" w:cs="Times New Roman"/>
@@ -4270,25 +5083,6 @@
           <w:szCs w:val="28"/>
           <w:highlight w:val="none"/>
           <w:lang w:val="ru-RU"/>
-        </w:rPr>
-        <w:t xml:space="preserve">Рисунок 1 - Интерфейс программы</w:t>
-      </w:r>
-      <w:r>
-        <w:rPr>
-          <w:rFonts w:ascii="Times New Roman" w:hAnsi="Times New Roman" w:cs="Times New Roman"/>
-          <w:sz w:val="28"/>
-          <w:szCs w:val="28"/>
-          <w:highlight w:val="none"/>
-          <w:lang w:val="ru-RU"/>
-        </w:rPr>
-      </w:r>
-      <w:r>
-        <w:rPr>
-          <w:rFonts w:ascii="Times New Roman" w:hAnsi="Times New Roman" w:cs="Times New Roman"/>
-          <w:sz w:val="28"/>
-          <w:szCs w:val="28"/>
-          <w:highlight w:val="none"/>
-          <w:lang w:eastAsia="ru-RU" w:bidi="hi-IN"/>
         </w:rPr>
       </w:r>
     </w:p>
@@ -4324,6 +5118,15 @@
           <w:szCs w:val="28"/>
           <w:highlight w:val="none"/>
           <w:lang w:eastAsia="ru-RU" w:bidi="hi-IN"/>
+        </w:rPr>
+      </w:r>
+      <w:r>
+        <w:rPr>
+          <w:rFonts w:ascii="Times New Roman" w:hAnsi="Times New Roman" w:cs="Times New Roman"/>
+          <w:sz w:val="28"/>
+          <w:szCs w:val="28"/>
+          <w:highlight w:val="none"/>
+          <w:lang w:val="ru-RU"/>
         </w:rPr>
       </w:r>
     </w:p>
@@ -4371,6 +5174,15 @@
           <w:lang w:eastAsia="ru-RU" w:bidi="hi-IN"/>
         </w:rPr>
       </w:r>
+      <w:r>
+        <w:rPr>
+          <w:rFonts w:ascii="Times New Roman" w:hAnsi="Times New Roman" w:cs="Times New Roman"/>
+          <w:sz w:val="28"/>
+          <w:szCs w:val="28"/>
+          <w:highlight w:val="none"/>
+          <w:lang w:val="ru-RU"/>
+        </w:rPr>
+      </w:r>
     </w:p>
     <w:p>
       <w:pPr>
@@ -4406,6 +5218,15 @@
           <w:lang w:val="ru-RU"/>
         </w:rPr>
       </w:r>
+      <w:r>
+        <w:rPr>
+          <w:rFonts w:ascii="Times New Roman" w:hAnsi="Times New Roman" w:cs="Times New Roman"/>
+          <w:sz w:val="28"/>
+          <w:szCs w:val="28"/>
+          <w:highlight w:val="none"/>
+          <w:lang w:val="ru-RU"/>
+        </w:rPr>
+      </w:r>
     </w:p>
     <w:p>
       <w:pPr>
@@ -4440,7 +5261,16 @@
           <w:highlight w:val="none"/>
           <w:lang w:val="ru-RU" w:bidi="ru-RU"/>
         </w:rPr>
-        <w:t xml:space="preserve">дит сообщения о совершенных пользователем ошибках (рисунки 2 и 3), а также информирует пользователя о проделанных операциях (рисунок 4).</w:t>
+        <w:t xml:space="preserve">дит сообщения о совершенных пользователем ошибках (рисунки 4 и 5), а также информирует пользователя о проделанных операциях (рисунок 6).</w:t>
+      </w:r>
+      <w:r>
+        <w:rPr>
+          <w:rFonts w:ascii="Times New Roman" w:hAnsi="Times New Roman" w:cs="Times New Roman"/>
+          <w:sz w:val="28"/>
+          <w:szCs w:val="28"/>
+          <w:highlight w:val="none"/>
+          <w:lang w:val="ru-RU"/>
+        </w:rPr>
       </w:r>
       <w:r>
         <w:rPr>
@@ -4482,7 +5312,7 @@
               <wp:inline xmlns:wp="http://schemas.openxmlformats.org/drawingml/2006/wordprocessingDrawing" distT="0" distB="0" distL="0" distR="0">
                 <wp:extent cx="3562350" cy="1514475"/>
                 <wp:effectExtent l="0" t="0" r="0" b="0"/>
-                <wp:docPr id="3" name=""/>
+                <wp:docPr id="5" name=""/>
                 <wp:cNvGraphicFramePr>
                   <a:graphicFrameLocks xmlns:a="http://schemas.openxmlformats.org/drawingml/2006/main" noChangeAspect="1"/>
                 </wp:cNvGraphicFramePr>
@@ -4497,7 +5327,7 @@
                         <pic:nvPr/>
                       </pic:nvPicPr>
                       <pic:blipFill>
-                        <a:blip r:embed="rId11"/>
+                        <a:blip r:embed="rId13"/>
                         <a:stretch/>
                       </pic:blipFill>
                       <pic:spPr bwMode="auto">
@@ -4536,8 +5366,8 @@
                 <v:path o:extrusionok="f" gradientshapeok="t" o:connecttype="rect"/>
                 <o:lock v:ext="edit" aspectratio="t"/>
               </v:shapetype>
-              <v:shape id="_x0000_i2" o:spid="_x0000_s2" type="#_x0000_t75" style="width:280.50pt;height:119.25pt;mso-wrap-distance-left:0.00pt;mso-wrap-distance-top:0.00pt;mso-wrap-distance-right:0.00pt;mso-wrap-distance-bottom:0.00pt;z-index:1;" stroked="false">
-                <v:imagedata r:id="rId11" o:title=""/>
+              <v:shape id="_x0000_i4" o:spid="_x0000_s4" type="#_x0000_t75" style="width:280.50pt;height:119.25pt;mso-wrap-distance-left:0.00pt;mso-wrap-distance-top:0.00pt;mso-wrap-distance-right:0.00pt;mso-wrap-distance-bottom:0.00pt;z-index:1;" stroked="false">
+                <v:imagedata r:id="rId13" o:title=""/>
                 <o:lock v:ext="edit" rotation="t"/>
               </v:shape>
             </w:pict>
@@ -4550,8 +5380,42 @@
           <w:sz w:val="28"/>
           <w:szCs w:val="28"/>
           <w:highlight w:val="none"/>
+          <w:lang w:eastAsia="ru-RU" w:bidi="hi-IN"/>
+        </w:rPr>
+      </w:r>
+      <w:r>
+        <w:rPr>
+          <w:rFonts w:ascii="Times New Roman" w:hAnsi="Times New Roman" w:cs="Times New Roman"/>
+          <w:sz w:val="28"/>
+          <w:szCs w:val="28"/>
+          <w:highlight w:val="none"/>
           <w:lang w:val="ru-RU"/>
         </w:rPr>
+      </w:r>
+    </w:p>
+    <w:p>
+      <w:pPr>
+        <w:pBdr/>
+        <w:spacing/>
+        <w:ind/>
+        <w:jc w:val="center"/>
+        <w:rPr>
+          <w:rFonts w:ascii="Times New Roman" w:hAnsi="Times New Roman" w:cs="Times New Roman"/>
+          <w:sz w:val="28"/>
+          <w:szCs w:val="28"/>
+          <w:highlight w:val="none"/>
+          <w:lang w:eastAsia="ru-RU" w:bidi="hi-IN"/>
+        </w:rPr>
+      </w:pPr>
+      <w:r>
+        <w:rPr>
+          <w:rFonts w:ascii="Times New Roman" w:hAnsi="Times New Roman" w:cs="Times New Roman"/>
+          <w:sz w:val="28"/>
+          <w:szCs w:val="28"/>
+          <w:highlight w:val="none"/>
+          <w:lang w:val="ru-RU"/>
+        </w:rPr>
+        <w:t xml:space="preserve">Рисунок 4 – Ошибка сохранения массива</w:t>
       </w:r>
       <w:r>
         <w:rPr>
@@ -4576,49 +5440,6 @@
       <w:pPr>
         <w:pBdr/>
         <w:spacing/>
-        <w:ind/>
-        <w:jc w:val="center"/>
-        <w:rPr>
-          <w:rFonts w:ascii="Times New Roman" w:hAnsi="Times New Roman" w:cs="Times New Roman"/>
-          <w:sz w:val="28"/>
-          <w:szCs w:val="28"/>
-          <w:highlight w:val="none"/>
-          <w:lang w:eastAsia="ru-RU" w:bidi="hi-IN"/>
-        </w:rPr>
-      </w:pPr>
-      <w:r>
-        <w:rPr>
-          <w:rFonts w:ascii="Times New Roman" w:hAnsi="Times New Roman" w:cs="Times New Roman"/>
-          <w:sz w:val="28"/>
-          <w:szCs w:val="28"/>
-          <w:highlight w:val="none"/>
-          <w:lang w:val="ru-RU"/>
-        </w:rPr>
-        <w:t xml:space="preserve">Рисунок 2 – Ошибка сохранения массива</w:t>
-      </w:r>
-      <w:r>
-        <w:rPr>
-          <w:rFonts w:ascii="Times New Roman" w:hAnsi="Times New Roman" w:cs="Times New Roman"/>
-          <w:sz w:val="28"/>
-          <w:szCs w:val="28"/>
-          <w:highlight w:val="none"/>
-          <w:lang w:val="ru-RU"/>
-        </w:rPr>
-      </w:r>
-      <w:r>
-        <w:rPr>
-          <w:rFonts w:ascii="Times New Roman" w:hAnsi="Times New Roman" w:cs="Times New Roman"/>
-          <w:sz w:val="28"/>
-          <w:szCs w:val="28"/>
-          <w:highlight w:val="none"/>
-          <w:lang w:val="ru-RU"/>
-        </w:rPr>
-      </w:r>
-    </w:p>
-    <w:p>
-      <w:pPr>
-        <w:pBdr/>
-        <w:spacing/>
         <w:ind w:firstLine="0"/>
         <w:jc w:val="center"/>
         <w:rPr>
@@ -4635,22 +5456,13 @@
         </w:rPr>
       </w:r>
       <w:r>
-        <w:rPr>
-          <w:rFonts w:ascii="Times New Roman" w:hAnsi="Times New Roman" w:cs="Times New Roman"/>
-          <w:sz w:val="28"/>
-          <w:szCs w:val="28"/>
-          <w:highlight w:val="none"/>
-          <w:lang w:eastAsia="ru-RU" w:bidi="hi-IN"/>
-        </w:rPr>
-      </w:r>
-      <w:r>
         <mc:AlternateContent>
           <mc:Choice Requires="wpg">
             <w:drawing>
               <wp:inline xmlns:wp="http://schemas.openxmlformats.org/drawingml/2006/wordprocessingDrawing" distT="0" distB="0" distL="0" distR="0">
                 <wp:extent cx="3638550" cy="1571625"/>
                 <wp:effectExtent l="0" t="0" r="0" b="0"/>
-                <wp:docPr id="4" name=""/>
+                <wp:docPr id="6" name=""/>
                 <wp:cNvGraphicFramePr>
                   <a:graphicFrameLocks xmlns:a="http://schemas.openxmlformats.org/drawingml/2006/main" noChangeAspect="1"/>
                 </wp:cNvGraphicFramePr>
@@ -4665,7 +5477,7 @@
                         <pic:nvPr/>
                       </pic:nvPicPr>
                       <pic:blipFill>
-                        <a:blip r:embed="rId12"/>
+                        <a:blip r:embed="rId14"/>
                         <a:stretch/>
                       </pic:blipFill>
                       <pic:spPr bwMode="auto">
@@ -4704,8 +5516,8 @@
                 <v:path o:extrusionok="f" gradientshapeok="t" o:connecttype="rect"/>
                 <o:lock v:ext="edit" aspectratio="t"/>
               </v:shapetype>
-              <v:shape id="_x0000_i3" o:spid="_x0000_s3" type="#_x0000_t75" style="width:286.50pt;height:123.75pt;mso-wrap-distance-left:0.00pt;mso-wrap-distance-top:0.00pt;mso-wrap-distance-right:0.00pt;mso-wrap-distance-bottom:0.00pt;z-index:1;" stroked="false">
-                <v:imagedata r:id="rId12" o:title=""/>
+              <v:shape id="_x0000_i5" o:spid="_x0000_s5" type="#_x0000_t75" style="width:286.50pt;height:123.75pt;mso-wrap-distance-left:0.00pt;mso-wrap-distance-top:0.00pt;mso-wrap-distance-right:0.00pt;mso-wrap-distance-bottom:0.00pt;z-index:1;" stroked="false">
+                <v:imagedata r:id="rId14" o:title=""/>
                 <o:lock v:ext="edit" rotation="t"/>
               </v:shape>
             </w:pict>
@@ -4753,34 +5565,7 @@
           <w:highlight w:val="none"/>
           <w:lang w:val="ru-RU"/>
         </w:rPr>
-        <w:t xml:space="preserve">Рисунок 3 – Ошибка регистрации</w:t>
-      </w:r>
-      <w:r>
-        <w:rPr>
-          <w:rFonts w:ascii="Times New Roman" w:hAnsi="Times New Roman" w:cs="Times New Roman"/>
-          <w:sz w:val="28"/>
-          <w:szCs w:val="28"/>
-          <w:highlight w:val="none"/>
-          <w:lang w:eastAsia="ru-RU" w:bidi="hi-IN"/>
-        </w:rPr>
-      </w:r>
-      <w:r>
-        <w:rPr>
-          <w:rFonts w:ascii="Times New Roman" w:hAnsi="Times New Roman" w:cs="Times New Roman"/>
-          <w:sz w:val="28"/>
-          <w:szCs w:val="28"/>
-          <w:highlight w:val="none"/>
-          <w:lang w:eastAsia="ru-RU" w:bidi="hi-IN"/>
-        </w:rPr>
-      </w:r>
-      <w:r>
-        <w:rPr>
-          <w:rFonts w:ascii="Times New Roman" w:hAnsi="Times New Roman" w:cs="Times New Roman"/>
-          <w:sz w:val="28"/>
-          <w:szCs w:val="28"/>
-          <w:highlight w:val="none"/>
-          <w:lang w:eastAsia="ru-RU" w:bidi="hi-IN"/>
-        </w:rPr>
+        <w:t xml:space="preserve">Рисунок 5 – Ошибка регистрации</w:t>
       </w:r>
       <w:r>
         <w:rPr>
@@ -4827,7 +5612,7 @@
               <wp:inline xmlns:wp="http://schemas.openxmlformats.org/drawingml/2006/wordprocessingDrawing" distT="0" distB="0" distL="0" distR="0">
                 <wp:extent cx="2952750" cy="1457325"/>
                 <wp:effectExtent l="0" t="0" r="0" b="0"/>
-                <wp:docPr id="5" name=""/>
+                <wp:docPr id="7" name=""/>
                 <wp:cNvGraphicFramePr>
                   <a:graphicFrameLocks xmlns:a="http://schemas.openxmlformats.org/drawingml/2006/main" noChangeAspect="1"/>
                 </wp:cNvGraphicFramePr>
@@ -4842,7 +5627,7 @@
                         <pic:nvPr/>
                       </pic:nvPicPr>
                       <pic:blipFill>
-                        <a:blip r:embed="rId13"/>
+                        <a:blip r:embed="rId15"/>
                         <a:stretch/>
                       </pic:blipFill>
                       <pic:spPr bwMode="auto">
@@ -4881,8 +5666,8 @@
                 <v:path o:extrusionok="f" gradientshapeok="t" o:connecttype="rect"/>
                 <o:lock v:ext="edit" aspectratio="t"/>
               </v:shapetype>
-              <v:shape id="_x0000_i4" o:spid="_x0000_s4" type="#_x0000_t75" style="width:232.50pt;height:114.75pt;mso-wrap-distance-left:0.00pt;mso-wrap-distance-top:0.00pt;mso-wrap-distance-right:0.00pt;mso-wrap-distance-bottom:0.00pt;z-index:1;" stroked="false">
-                <v:imagedata r:id="rId13" o:title=""/>
+              <v:shape id="_x0000_i6" o:spid="_x0000_s6" type="#_x0000_t75" style="width:232.50pt;height:114.75pt;mso-wrap-distance-left:0.00pt;mso-wrap-distance-top:0.00pt;mso-wrap-distance-right:0.00pt;mso-wrap-distance-bottom:0.00pt;z-index:1;" stroked="false">
+                <v:imagedata r:id="rId15" o:title=""/>
                 <o:lock v:ext="edit" rotation="t"/>
               </v:shape>
             </w:pict>
@@ -4898,6 +5683,11 @@
           <w:lang w:eastAsia="ru-RU" w:bidi="hi-IN"/>
         </w:rPr>
       </w:r>
+      <w:r>
+        <w:rPr>
+          <w:highlight w:val="none"/>
+        </w:rPr>
+      </w:r>
     </w:p>
     <w:p>
       <w:pPr>
@@ -4921,7 +5711,16 @@
           <w:highlight w:val="none"/>
           <w:lang w:val="ru-RU"/>
         </w:rPr>
-        <w:t xml:space="preserve">Рисунок 4 – Сообщение о сохранении массива</w:t>
+        <w:t xml:space="preserve">Рисунок 6 – Сообщение о сохранении массива</w:t>
+      </w:r>
+      <w:r>
+        <w:rPr>
+          <w:rFonts w:ascii="Times New Roman" w:hAnsi="Times New Roman" w:cs="Times New Roman"/>
+          <w:sz w:val="28"/>
+          <w:szCs w:val="28"/>
+          <w:highlight w:val="none"/>
+          <w:lang w:eastAsia="ru-RU" w:bidi="hi-IN"/>
+        </w:rPr>
       </w:r>
       <w:r>
         <w:rPr>
@@ -4959,7 +5758,11 @@
       </w:r>
       <w:r>
         <w:rPr>
+          <w:rFonts w:ascii="Times New Roman" w:hAnsi="Times New Roman" w:cs="Times New Roman"/>
+          <w:sz w:val="28"/>
+          <w:szCs w:val="28"/>
           <w:highlight w:val="none"/>
+          <w:lang w:eastAsia="ru-RU" w:bidi="hi-IN"/>
         </w:rPr>
       </w:r>
     </w:p>
@@ -5074,7 +5877,13 @@
         </w:rPr>
         <w:t xml:space="preserve">.</w:t>
       </w:r>
-      <w:r/>
+      <w:r>
+        <w:rPr>
+          <w:rFonts w:ascii="Times New Roman" w:hAnsi="Times New Roman" w:eastAsia="Times New Roman" w:cs="Times New Roman"/>
+          <w:sz w:val="28"/>
+          <w:szCs w:val="28"/>
+        </w:rPr>
+      </w:r>
       <w:r>
         <w:rPr>
           <w:rFonts w:ascii="Times New Roman" w:hAnsi="Times New Roman" w:eastAsia="Times New Roman" w:cs="Times New Roman"/>
@@ -5109,7 +5918,13 @@
           <w:lang w:eastAsia="ru-RU" w:bidi="hi-IN"/>
         </w:rPr>
       </w:r>
-      <w:r/>
+      <w:r>
+        <w:rPr>
+          <w:sz w:val="24"/>
+          <w:szCs w:val="24"/>
+          <w:lang w:eastAsia="ru-RU" w:bidi="hi-IN"/>
+        </w:rPr>
+      </w:r>
     </w:p>
     <w:p>
       <w:pPr>
